--- a/Persona.docx
+++ b/Persona.docx
@@ -125,10 +125,7 @@
     </w:p>
     <w:p>
       <w:r>
-        <w:t>Build a complete enterprise-grade Three-Tier Python Web Application for Data Dictionary Management</w:t>
-      </w:r>
-      <w:r>
-        <w:t xml:space="preserve"> (Admin App)</w:t>
+        <w:t>Build a complete enterprise-grade Three-Tier Python Web Application for Data Dictionary Management (Admin App)</w:t>
       </w:r>
     </w:p>
     <w:p>
@@ -3921,13 +3918,7 @@
       </w:r>
       <w:proofErr w:type="gramEnd"/>
       <w:r>
-        <w:t xml:space="preserve"> with master list ‘</w:t>
-      </w:r>
-      <w:r>
-        <w:t>PRJ ID</w:t>
-      </w:r>
-      <w:r>
-        <w:t>’</w:t>
+        <w:t xml:space="preserve"> with master list ‘PRJ ID’</w:t>
       </w:r>
     </w:p>
     <w:p>
@@ -3950,13 +3941,7 @@
         <w:sym w:font="Wingdings" w:char="F0E0"/>
       </w:r>
       <w:r>
-        <w:t xml:space="preserve"> ‘</w:t>
-      </w:r>
-      <w:r>
-        <w:t>PRJ Attribute Name</w:t>
-      </w:r>
-      <w:r>
-        <w:t>’</w:t>
+        <w:t xml:space="preserve"> ‘PRJ Attribute Name’</w:t>
       </w:r>
     </w:p>
     <w:p>
@@ -3979,13 +3964,7 @@
         <w:sym w:font="Wingdings" w:char="F0E0"/>
       </w:r>
       <w:r>
-        <w:t xml:space="preserve"> ‘</w:t>
-      </w:r>
-      <w:r>
-        <w:t>PRJ Attribute Description</w:t>
-      </w:r>
-      <w:r>
-        <w:t>’</w:t>
+        <w:t xml:space="preserve"> ‘PRJ Attribute Description’</w:t>
       </w:r>
     </w:p>
     <w:p>
@@ -4045,10 +4024,7 @@
         <w:sym w:font="Wingdings" w:char="F0E0"/>
       </w:r>
       <w:r>
-        <w:t xml:space="preserve"> ‘</w:t>
-      </w:r>
-      <w:r>
-        <w:t xml:space="preserve">Where in financial statement is this generally collected </w:t>
+        <w:t xml:space="preserve"> ‘Where in financial statement is this generally collected </w:t>
       </w:r>
       <w:proofErr w:type="gramStart"/>
       <w:r>
@@ -4079,13 +4055,7 @@
         <w:sym w:font="Wingdings" w:char="F0E0"/>
       </w:r>
       <w:r>
-        <w:t xml:space="preserve"> ‘</w:t>
-      </w:r>
-      <w:r>
-        <w:t>Version Update</w:t>
-      </w:r>
-      <w:r>
-        <w:t>’</w:t>
+        <w:t xml:space="preserve"> ‘Version Update’</w:t>
       </w:r>
     </w:p>
     <w:p>
@@ -4145,10 +4115,7 @@
       </w:pPr>
       <w:proofErr w:type="spellStart"/>
       <w:r>
-        <w:t>Created</w:t>
-      </w:r>
-      <w:r>
-        <w:t>_by</w:t>
+        <w:t>Created_by</w:t>
       </w:r>
       <w:proofErr w:type="spellEnd"/>
       <w:r>
@@ -4289,10 +4256,7 @@
         <w:t xml:space="preserve"> </w:t>
       </w:r>
       <w:r>
-        <w:t>Editable?</w:t>
-      </w:r>
-      <w:r>
-        <w:t>’</w:t>
+        <w:t>Editable?’</w:t>
       </w:r>
     </w:p>
     <w:p>
@@ -4323,10 +4287,7 @@
       </w:r>
       <w:proofErr w:type="gramEnd"/>
       <w:r>
-        <w:t>%) / Ratio(X)</w:t>
-      </w:r>
-      <w:r>
-        <w:t>’</w:t>
+        <w:t>%) / Ratio(X)’</w:t>
       </w:r>
     </w:p>
     <w:p>
@@ -4349,13 +4310,7 @@
         <w:sym w:font="Wingdings" w:char="F0E0"/>
       </w:r>
       <w:r>
-        <w:t xml:space="preserve"> ‘</w:t>
-      </w:r>
-      <w:r>
-        <w:t>Calculation Logic</w:t>
-      </w:r>
-      <w:r>
-        <w:t>’</w:t>
+        <w:t xml:space="preserve"> ‘Calculation Logic’</w:t>
       </w:r>
     </w:p>
     <w:p>
@@ -4378,10 +4333,7 @@
         <w:sym w:font="Wingdings" w:char="F0E0"/>
       </w:r>
       <w:r>
-        <w:t xml:space="preserve"> </w:t>
-      </w:r>
-      <w:r>
-        <w:t>Release Scope</w:t>
+        <w:t xml:space="preserve"> Release Scope</w:t>
       </w:r>
     </w:p>
     <w:p>
@@ -4470,10 +4422,7 @@
         <w:sym w:font="Wingdings" w:char="F0E0"/>
       </w:r>
       <w:r>
-        <w:t xml:space="preserve"> </w:t>
-      </w:r>
-      <w:r>
-        <w:t>Sign Flipping</w:t>
+        <w:t xml:space="preserve"> Sign Flipping</w:t>
       </w:r>
     </w:p>
     <w:p>
@@ -4496,10 +4445,7 @@
         <w:sym w:font="Wingdings" w:char="F0E0"/>
       </w:r>
       <w:r>
-        <w:t xml:space="preserve"> </w:t>
-      </w:r>
-      <w:r>
-        <w:t>GC Template attribute name</w:t>
+        <w:t xml:space="preserve"> GC Template attribute name</w:t>
       </w:r>
     </w:p>
     <w:p>
@@ -4522,10 +4468,7 @@
         <w:sym w:font="Wingdings" w:char="F0E0"/>
       </w:r>
       <w:r>
-        <w:t xml:space="preserve"> </w:t>
-      </w:r>
-      <w:r>
-        <w:t xml:space="preserve">S&amp;P </w:t>
+        <w:t xml:space="preserve"> S&amp;P </w:t>
       </w:r>
       <w:proofErr w:type="spellStart"/>
       <w:r>
@@ -4546,10 +4489,7 @@
       </w:pPr>
       <w:proofErr w:type="spellStart"/>
       <w:r>
-        <w:t>Sp_standardize_</w:t>
-      </w:r>
-      <w:r>
-        <w:t>dataitem_id</w:t>
+        <w:t>Sp_standardize_dataitem_id</w:t>
       </w:r>
       <w:proofErr w:type="spellEnd"/>
       <w:r>
@@ -4559,10 +4499,7 @@
         <w:sym w:font="Wingdings" w:char="F0E0"/>
       </w:r>
       <w:r>
-        <w:t xml:space="preserve"> </w:t>
-      </w:r>
-      <w:r>
-        <w:t xml:space="preserve">S&amp;P </w:t>
+        <w:t xml:space="preserve"> S&amp;P </w:t>
       </w:r>
       <w:proofErr w:type="spellStart"/>
       <w:r>
@@ -4591,22 +4528,7 @@
       </w:pPr>
       <w:proofErr w:type="spellStart"/>
       <w:r>
-        <w:t>Sp_</w:t>
-      </w:r>
-      <w:r>
-        <w:t>AsReported</w:t>
-      </w:r>
-      <w:r>
-        <w:t>_</w:t>
-      </w:r>
-      <w:r>
-        <w:t>dataitem</w:t>
-      </w:r>
-      <w:r>
-        <w:t>_</w:t>
-      </w:r>
-      <w:r>
-        <w:t>id</w:t>
+        <w:t>Sp_AsReported_dataitem_id</w:t>
       </w:r>
       <w:proofErr w:type="spellEnd"/>
       <w:r>
@@ -4994,10 +4916,7 @@
       </w:pPr>
       <w:proofErr w:type="spellStart"/>
       <w:r>
-        <w:t>PRJ_attr_business_logic</w:t>
-      </w:r>
-      <w:r>
-        <w:t>_Scope</w:t>
+        <w:t>PRJ_attr_business_logic_Scope</w:t>
       </w:r>
       <w:proofErr w:type="spellEnd"/>
     </w:p>
@@ -5046,10 +4965,7 @@
         <w:sym w:font="Wingdings" w:char="F0E0"/>
       </w:r>
       <w:r>
-        <w:t xml:space="preserve"> </w:t>
-      </w:r>
-      <w:r>
-        <w:t>Required by corporates?</w:t>
+        <w:t xml:space="preserve"> Required by corporates?</w:t>
       </w:r>
     </w:p>
     <w:p>
@@ -5072,10 +4988,7 @@
         <w:sym w:font="Wingdings" w:char="F0E0"/>
       </w:r>
       <w:r>
-        <w:t xml:space="preserve"> </w:t>
-      </w:r>
-      <w:r>
-        <w:t xml:space="preserve">Required by </w:t>
+        <w:t xml:space="preserve"> Required by </w:t>
       </w:r>
       <w:proofErr w:type="gramStart"/>
       <w:r>
@@ -5103,10 +5016,7 @@
         <w:sym w:font="Wingdings" w:char="F0E0"/>
       </w:r>
       <w:r>
-        <w:t xml:space="preserve"> </w:t>
-      </w:r>
-      <w:r>
-        <w:t>Required by insurance?</w:t>
+        <w:t xml:space="preserve"> Required by insurance?</w:t>
       </w:r>
     </w:p>
     <w:p>
@@ -5129,10 +5039,7 @@
         <w:sym w:font="Wingdings" w:char="F0E0"/>
       </w:r>
       <w:r>
-        <w:t xml:space="preserve"> </w:t>
-      </w:r>
-      <w:r>
-        <w:t>Required by Downstream?</w:t>
+        <w:t xml:space="preserve"> Required by Downstream?</w:t>
       </w:r>
     </w:p>
     <w:p>
@@ -5353,6 +5260,2172 @@
         <w:pStyle w:val="ListParagraph"/>
       </w:pPr>
     </w:p>
+    <w:p>
+      <w:pPr>
+        <w:pStyle w:val="ListParagraph"/>
+        <w:pBdr>
+          <w:bottom w:val="single" w:sz="12" w:space="1" w:color="auto"/>
+        </w:pBdr>
+      </w:pPr>
+    </w:p>
+    <w:p>
+      <w:pPr>
+        <w:pStyle w:val="ListParagraph"/>
+      </w:pPr>
+    </w:p>
+    <w:p>
+      <w:pPr>
+        <w:pStyle w:val="ListParagraph"/>
+      </w:pPr>
+      <w:r>
+        <w:t xml:space="preserve">Few </w:t>
+      </w:r>
+      <w:proofErr w:type="gramStart"/>
+      <w:r>
+        <w:t>Enhancement</w:t>
+      </w:r>
+      <w:proofErr w:type="gramEnd"/>
+      <w:r>
+        <w:t xml:space="preserve"> required.</w:t>
+      </w:r>
+    </w:p>
+    <w:p>
+      <w:pPr>
+        <w:pStyle w:val="ListParagraph"/>
+      </w:pPr>
+    </w:p>
+    <w:p>
+      <w:pPr>
+        <w:pStyle w:val="ListParagraph"/>
+        <w:numPr>
+          <w:ilvl w:val="0"/>
+          <w:numId w:val="6"/>
+        </w:numPr>
+      </w:pPr>
+      <w:r>
+        <w:t xml:space="preserve">Application should be role </w:t>
+      </w:r>
+      <w:proofErr w:type="gramStart"/>
+      <w:r>
+        <w:t>based,</w:t>
+      </w:r>
+      <w:proofErr w:type="gramEnd"/>
+      <w:r>
+        <w:t xml:space="preserve"> Admin user can only view ‘Upload Document’ rights</w:t>
+      </w:r>
+    </w:p>
+    <w:p>
+      <w:pPr>
+        <w:pStyle w:val="ListParagraph"/>
+        <w:numPr>
+          <w:ilvl w:val="0"/>
+          <w:numId w:val="6"/>
+        </w:numPr>
+      </w:pPr>
+      <w:r>
+        <w:t>Instead for 5 tabs (View Latest/Edit Latest/Upload and Edit/Finalise and Upload/Audit Help</w:t>
+      </w:r>
+    </w:p>
+    <w:p>
+      <w:pPr>
+        <w:pStyle w:val="ListParagraph"/>
+        <w:numPr>
+          <w:ilvl w:val="2"/>
+          <w:numId w:val="1"/>
+        </w:numPr>
+      </w:pPr>
+      <w:r>
+        <w:t xml:space="preserve">There should be </w:t>
+      </w:r>
+      <w:r>
+        <w:t>three</w:t>
+      </w:r>
+      <w:r>
+        <w:t xml:space="preserve"> tabs only</w:t>
+      </w:r>
+    </w:p>
+    <w:p>
+      <w:pPr>
+        <w:pStyle w:val="ListParagraph"/>
+        <w:numPr>
+          <w:ilvl w:val="3"/>
+          <w:numId w:val="1"/>
+        </w:numPr>
+      </w:pPr>
+      <w:r>
+        <w:t>Data Dictionary</w:t>
+      </w:r>
+      <w:r>
+        <w:t xml:space="preserve"> </w:t>
+      </w:r>
+      <w:r>
+        <w:t xml:space="preserve">- </w:t>
+      </w:r>
+    </w:p>
+    <w:p>
+      <w:pPr>
+        <w:pStyle w:val="ListParagraph"/>
+        <w:numPr>
+          <w:ilvl w:val="4"/>
+          <w:numId w:val="1"/>
+        </w:numPr>
+      </w:pPr>
+      <w:r>
+        <w:t>Add one Dropdown ‘Portfolio/Sector’ with values (FI</w:t>
+      </w:r>
+      <w:r>
+        <w:t xml:space="preserve"> Banks</w:t>
+      </w:r>
+      <w:r>
+        <w:t>/Corporate</w:t>
+      </w:r>
+      <w:r>
+        <w:t>s</w:t>
+      </w:r>
+      <w:r>
+        <w:t>/</w:t>
+      </w:r>
+      <w:r>
+        <w:t xml:space="preserve">FI Insurance/Zeus Downstream/ALL) </w:t>
+      </w:r>
+    </w:p>
+    <w:p>
+      <w:pPr>
+        <w:pStyle w:val="ListParagraph"/>
+        <w:numPr>
+          <w:ilvl w:val="4"/>
+          <w:numId w:val="1"/>
+        </w:numPr>
+      </w:pPr>
+      <w:r>
+        <w:t>Base on selection - API Fetch latest data from master dictionary, for e.g. In case of FI Banks when ‘Required by FI Bank’ is ‘Y’, API should call only records for FI Banks</w:t>
+      </w:r>
+    </w:p>
+    <w:p>
+      <w:pPr>
+        <w:pStyle w:val="ListParagraph"/>
+        <w:numPr>
+          <w:ilvl w:val="4"/>
+          <w:numId w:val="1"/>
+        </w:numPr>
+      </w:pPr>
+      <w:r>
+        <w:t xml:space="preserve">Data dictionary </w:t>
+      </w:r>
+      <w:r>
+        <w:t xml:space="preserve">selected </w:t>
+      </w:r>
+      <w:r>
+        <w:t>details should appear with limited details</w:t>
+      </w:r>
+      <w:r>
+        <w:t xml:space="preserve"> (PRJ_</w:t>
+      </w:r>
+      <w:proofErr w:type="gramStart"/>
+      <w:r>
+        <w:t>ID,PRF</w:t>
+      </w:r>
+      <w:proofErr w:type="gramEnd"/>
+      <w:r>
+        <w:t>_attribute_</w:t>
+      </w:r>
+      <w:proofErr w:type="gramStart"/>
+      <w:r>
+        <w:t>name,PRJ</w:t>
+      </w:r>
+      <w:proofErr w:type="gramEnd"/>
+      <w:r>
+        <w:t>_attribute_</w:t>
+      </w:r>
+      <w:proofErr w:type="gramStart"/>
+      <w:r>
+        <w:t>description,PRJ</w:t>
+      </w:r>
+      <w:proofErr w:type="gramEnd"/>
+      <w:r>
+        <w:t>_physical_attribute_</w:t>
+      </w:r>
+      <w:proofErr w:type="gramStart"/>
+      <w:r>
+        <w:t>name,editable</w:t>
+      </w:r>
+      <w:proofErr w:type="gramEnd"/>
+      <w:r>
+        <w:t xml:space="preserve">,percent ratio, Version Update, </w:t>
+      </w:r>
+      <w:proofErr w:type="gramStart"/>
+      <w:r>
+        <w:t>Where</w:t>
+      </w:r>
+      <w:proofErr w:type="gramEnd"/>
+      <w:r>
+        <w:t xml:space="preserve"> in financial statement, required by corporate, required by FI </w:t>
+      </w:r>
+      <w:proofErr w:type="gramStart"/>
+      <w:r>
+        <w:t>Banks,  Required</w:t>
+      </w:r>
+      <w:proofErr w:type="gramEnd"/>
+      <w:r>
+        <w:t xml:space="preserve"> by FI Insurance, Required by </w:t>
+      </w:r>
+      <w:proofErr w:type="spellStart"/>
+      <w:r>
+        <w:t>zeus</w:t>
+      </w:r>
+      <w:proofErr w:type="spellEnd"/>
+      <w:r>
+        <w:t xml:space="preserve"> downstream </w:t>
+      </w:r>
+    </w:p>
+    <w:p>
+      <w:pPr>
+        <w:pStyle w:val="ListParagraph"/>
+        <w:numPr>
+          <w:ilvl w:val="4"/>
+          <w:numId w:val="1"/>
+        </w:numPr>
+      </w:pPr>
+      <w:r>
+        <w:t>‘Add New Attribute’ button- When user click on it ‘Create New Attribute’ new page should get open in new Tab</w:t>
+      </w:r>
+    </w:p>
+    <w:p>
+      <w:pPr>
+        <w:pStyle w:val="ListParagraph"/>
+        <w:numPr>
+          <w:ilvl w:val="5"/>
+          <w:numId w:val="1"/>
+        </w:numPr>
+      </w:pPr>
+      <w:r>
+        <w:lastRenderedPageBreak/>
+        <w:t>Page should contain heading “Create New Attribute”</w:t>
+      </w:r>
+    </w:p>
+    <w:p>
+      <w:pPr>
+        <w:pStyle w:val="ListParagraph"/>
+        <w:numPr>
+          <w:ilvl w:val="5"/>
+          <w:numId w:val="1"/>
+        </w:numPr>
+      </w:pPr>
+      <w:r>
+        <w:t xml:space="preserve">Here application should allow user to input data for master data attributes, out of which few fields are </w:t>
+      </w:r>
+      <w:proofErr w:type="gramStart"/>
+      <w:r>
+        <w:t>mandatory :</w:t>
+      </w:r>
+      <w:proofErr w:type="gramEnd"/>
+      <w:r>
+        <w:t xml:space="preserve"> PRJ ID, attribute name, </w:t>
+      </w:r>
+      <w:proofErr w:type="gramStart"/>
+      <w:r>
+        <w:t>Section(</w:t>
+      </w:r>
+      <w:proofErr w:type="gramEnd"/>
+      <w:r>
+        <w:t>populating from ‘Where in financial statement</w:t>
+      </w:r>
+      <w:proofErr w:type="gramStart"/>
+      <w:r>
+        <w:t>’ )</w:t>
+      </w:r>
+      <w:proofErr w:type="gramEnd"/>
+      <w:r>
+        <w:t xml:space="preserve"> , values of Where in financial statement should be in </w:t>
+      </w:r>
+      <w:proofErr w:type="gramStart"/>
+      <w:r>
+        <w:t>dropdown  like</w:t>
+      </w:r>
+      <w:proofErr w:type="gramEnd"/>
+      <w:r>
+        <w:t xml:space="preserve"> </w:t>
+      </w:r>
+      <w:proofErr w:type="gramStart"/>
+      <w:r>
+        <w:t>( ‘</w:t>
+      </w:r>
+      <w:proofErr w:type="gramEnd"/>
+      <w:r>
+        <w:t>Income Statement’, Balance Sheet, Cash Flow, Ratios, Derivatives, Miscellaneous and Other</w:t>
+      </w:r>
+      <w:r>
+        <w:t>)</w:t>
+      </w:r>
+    </w:p>
+    <w:p>
+      <w:pPr>
+        <w:pStyle w:val="ListParagraph"/>
+        <w:numPr>
+          <w:ilvl w:val="5"/>
+          <w:numId w:val="1"/>
+        </w:numPr>
+      </w:pPr>
+      <w:r>
+        <w:t xml:space="preserve">‘Create Attribute’ button, API should post data and </w:t>
+      </w:r>
+      <w:r>
+        <w:t>insert</w:t>
+      </w:r>
+      <w:r>
+        <w:t xml:space="preserve"> DB tables master data / and three consecutive tables</w:t>
+      </w:r>
+      <w:r>
+        <w:t xml:space="preserve"> </w:t>
+      </w:r>
+    </w:p>
+    <w:p>
+      <w:pPr>
+        <w:pStyle w:val="ListParagraph"/>
+        <w:numPr>
+          <w:ilvl w:val="6"/>
+          <w:numId w:val="1"/>
+        </w:numPr>
+      </w:pPr>
+      <w:proofErr w:type="spellStart"/>
+      <w:r>
+        <w:t>Prj_attribute</w:t>
+      </w:r>
+      <w:proofErr w:type="spellEnd"/>
+    </w:p>
+    <w:p>
+      <w:pPr>
+        <w:pStyle w:val="ListParagraph"/>
+        <w:numPr>
+          <w:ilvl w:val="6"/>
+          <w:numId w:val="1"/>
+        </w:numPr>
+      </w:pPr>
+      <w:proofErr w:type="spellStart"/>
+      <w:r>
+        <w:t>PRJ_attr_business_logic</w:t>
+      </w:r>
+      <w:proofErr w:type="spellEnd"/>
+    </w:p>
+    <w:p>
+      <w:pPr>
+        <w:pStyle w:val="ListParagraph"/>
+        <w:numPr>
+          <w:ilvl w:val="6"/>
+          <w:numId w:val="1"/>
+        </w:numPr>
+      </w:pPr>
+      <w:proofErr w:type="spellStart"/>
+      <w:r>
+        <w:t>PRJ_attr_business_logic_Scope</w:t>
+      </w:r>
+      <w:proofErr w:type="spellEnd"/>
+    </w:p>
+    <w:p>
+      <w:pPr>
+        <w:pStyle w:val="ListParagraph"/>
+        <w:numPr>
+          <w:ilvl w:val="4"/>
+          <w:numId w:val="1"/>
+        </w:numPr>
+      </w:pPr>
+      <w:r>
+        <w:t xml:space="preserve">When user double </w:t>
+      </w:r>
+      <w:r>
+        <w:t>clicks</w:t>
+      </w:r>
+      <w:r>
+        <w:t xml:space="preserve"> on populated row </w:t>
+      </w:r>
+      <w:r>
+        <w:t xml:space="preserve">on Data dictionary page </w:t>
+      </w:r>
+      <w:r>
+        <w:t xml:space="preserve">– Pop-Up Edit Page should get open </w:t>
+      </w:r>
+      <w:r>
+        <w:t xml:space="preserve">will data populated in page and in ready Only </w:t>
+      </w:r>
+      <w:proofErr w:type="gramStart"/>
+      <w:r>
+        <w:t>mode.(</w:t>
+      </w:r>
+      <w:proofErr w:type="gramEnd"/>
+      <w:r>
+        <w:t xml:space="preserve">Same page as ‘Create New Page’ but the page should be with heading ‘Edit Attribute’ </w:t>
+      </w:r>
+      <w:r>
+        <w:t>with following buttons:</w:t>
+      </w:r>
+    </w:p>
+    <w:p>
+      <w:pPr>
+        <w:pStyle w:val="ListParagraph"/>
+        <w:numPr>
+          <w:ilvl w:val="5"/>
+          <w:numId w:val="1"/>
+        </w:numPr>
+      </w:pPr>
+      <w:r>
+        <w:t>Edit</w:t>
+      </w:r>
+    </w:p>
+    <w:p>
+      <w:pPr>
+        <w:pStyle w:val="ListParagraph"/>
+        <w:numPr>
+          <w:ilvl w:val="6"/>
+          <w:numId w:val="1"/>
+        </w:numPr>
+      </w:pPr>
+      <w:r>
+        <w:t>When user click on edit, field should get in editable mode except PRJ_ID</w:t>
+      </w:r>
+    </w:p>
+    <w:p>
+      <w:pPr>
+        <w:pStyle w:val="ListParagraph"/>
+        <w:numPr>
+          <w:ilvl w:val="5"/>
+          <w:numId w:val="1"/>
+        </w:numPr>
+      </w:pPr>
+      <w:r>
+        <w:t>Upload</w:t>
+      </w:r>
+    </w:p>
+    <w:p>
+      <w:pPr>
+        <w:pStyle w:val="ListParagraph"/>
+        <w:numPr>
+          <w:ilvl w:val="5"/>
+          <w:numId w:val="1"/>
+        </w:numPr>
+      </w:pPr>
+      <w:r>
+        <w:t>When user click on upload API should post data and edit DB tables master data / and three consecutive tables</w:t>
+      </w:r>
+      <w:r>
+        <w:t xml:space="preserve"> </w:t>
+      </w:r>
+    </w:p>
+    <w:p>
+      <w:pPr>
+        <w:pStyle w:val="ListParagraph"/>
+        <w:numPr>
+          <w:ilvl w:val="6"/>
+          <w:numId w:val="1"/>
+        </w:numPr>
+      </w:pPr>
+      <w:proofErr w:type="spellStart"/>
+      <w:r>
+        <w:t>Prj_attribute</w:t>
+      </w:r>
+      <w:proofErr w:type="spellEnd"/>
+    </w:p>
+    <w:p>
+      <w:pPr>
+        <w:pStyle w:val="ListParagraph"/>
+        <w:numPr>
+          <w:ilvl w:val="6"/>
+          <w:numId w:val="1"/>
+        </w:numPr>
+      </w:pPr>
+      <w:proofErr w:type="spellStart"/>
+      <w:r>
+        <w:t>PRJ_attr_business_logic</w:t>
+      </w:r>
+      <w:proofErr w:type="spellEnd"/>
+    </w:p>
+    <w:p>
+      <w:pPr>
+        <w:pStyle w:val="ListParagraph"/>
+        <w:numPr>
+          <w:ilvl w:val="6"/>
+          <w:numId w:val="1"/>
+        </w:numPr>
+      </w:pPr>
+      <w:proofErr w:type="spellStart"/>
+      <w:r>
+        <w:t>PRJ_attr_business_logic_Scope</w:t>
+      </w:r>
+      <w:proofErr w:type="spellEnd"/>
+    </w:p>
+    <w:p>
+      <w:pPr>
+        <w:pStyle w:val="ListParagraph"/>
+        <w:numPr>
+          <w:ilvl w:val="4"/>
+          <w:numId w:val="1"/>
+        </w:numPr>
+      </w:pPr>
+      <w:r>
+        <w:t xml:space="preserve">In case of Add new attribute and edit </w:t>
+      </w:r>
+      <w:proofErr w:type="gramStart"/>
+      <w:r>
+        <w:t>attribute ,</w:t>
+      </w:r>
+      <w:proofErr w:type="gramEnd"/>
+      <w:r>
+        <w:t xml:space="preserve"> history and Audit tables should get updated for insert/update/soft delete</w:t>
+      </w:r>
+    </w:p>
+    <w:p>
+      <w:pPr>
+        <w:pStyle w:val="ListParagraph"/>
+        <w:numPr>
+          <w:ilvl w:val="4"/>
+          <w:numId w:val="1"/>
+        </w:numPr>
+      </w:pPr>
+      <w:r>
+        <w:t>This page should also have one button to save data into S</w:t>
+      </w:r>
+      <w:proofErr w:type="gramStart"/>
+      <w:r>
+        <w:t>3 ,</w:t>
+      </w:r>
+      <w:proofErr w:type="gramEnd"/>
+      <w:r>
+        <w:t xml:space="preserve"> </w:t>
+      </w:r>
+      <w:proofErr w:type="gramStart"/>
+      <w:r>
+        <w:t>Once</w:t>
+      </w:r>
+      <w:proofErr w:type="gramEnd"/>
+      <w:r>
+        <w:t xml:space="preserve"> user click on this button application should save four files extract to S3 </w:t>
+      </w:r>
+      <w:proofErr w:type="gramStart"/>
+      <w:r>
+        <w:t>bucket(</w:t>
+      </w:r>
+      <w:proofErr w:type="gramEnd"/>
+      <w:r>
+        <w:t>mention in config file) Four file (Master data, prj_</w:t>
+      </w:r>
+      <w:proofErr w:type="gramStart"/>
+      <w:r>
+        <w:t>attribute,prj</w:t>
+      </w:r>
+      <w:proofErr w:type="gramEnd"/>
+      <w:r>
+        <w:t>_attr_business_</w:t>
+      </w:r>
+      <w:proofErr w:type="gramStart"/>
+      <w:r>
+        <w:t>logic,prj</w:t>
+      </w:r>
+      <w:proofErr w:type="gramEnd"/>
+      <w:r>
+        <w:t xml:space="preserve">_attr_business_logic_scope) with time </w:t>
+      </w:r>
+      <w:proofErr w:type="spellStart"/>
+      <w:r>
+        <w:t>stampt</w:t>
+      </w:r>
+      <w:proofErr w:type="spellEnd"/>
+      <w:r>
+        <w:t>.</w:t>
+      </w:r>
+    </w:p>
+    <w:p>
+      <w:pPr>
+        <w:pStyle w:val="ListParagraph"/>
+        <w:ind w:left="3600"/>
+      </w:pPr>
+    </w:p>
+    <w:p>
+      <w:pPr>
+        <w:pStyle w:val="ListParagraph"/>
+        <w:numPr>
+          <w:ilvl w:val="3"/>
+          <w:numId w:val="1"/>
+        </w:numPr>
+      </w:pPr>
+      <w:r>
+        <w:lastRenderedPageBreak/>
+        <w:t xml:space="preserve">Audit History </w:t>
+      </w:r>
+    </w:p>
+    <w:p>
+      <w:pPr>
+        <w:pStyle w:val="ListParagraph"/>
+        <w:numPr>
+          <w:ilvl w:val="4"/>
+          <w:numId w:val="1"/>
+        </w:numPr>
+      </w:pPr>
+      <w:proofErr w:type="gramStart"/>
+      <w:r>
+        <w:t>Again</w:t>
+      </w:r>
+      <w:proofErr w:type="gramEnd"/>
+      <w:r>
+        <w:t xml:space="preserve"> this page should be a </w:t>
+      </w:r>
+      <w:proofErr w:type="gramStart"/>
+      <w:r>
+        <w:t>pop up</w:t>
+      </w:r>
+      <w:proofErr w:type="gramEnd"/>
+      <w:r>
+        <w:t xml:space="preserve"> page.</w:t>
+      </w:r>
+    </w:p>
+    <w:p>
+      <w:pPr>
+        <w:pStyle w:val="ListParagraph"/>
+        <w:numPr>
+          <w:ilvl w:val="4"/>
+          <w:numId w:val="1"/>
+        </w:numPr>
+      </w:pPr>
+      <w:r>
+        <w:t xml:space="preserve">This page should provide provision user to search through </w:t>
+      </w:r>
+    </w:p>
+    <w:p>
+      <w:pPr>
+        <w:pStyle w:val="ListParagraph"/>
+        <w:numPr>
+          <w:ilvl w:val="5"/>
+          <w:numId w:val="1"/>
+        </w:numPr>
+      </w:pPr>
+      <w:r>
+        <w:t xml:space="preserve">PRJ_ID, </w:t>
+      </w:r>
+    </w:p>
+    <w:p>
+      <w:pPr>
+        <w:pStyle w:val="ListParagraph"/>
+        <w:numPr>
+          <w:ilvl w:val="5"/>
+          <w:numId w:val="1"/>
+        </w:numPr>
+      </w:pPr>
+      <w:r>
+        <w:t xml:space="preserve">attribute name, </w:t>
+      </w:r>
+    </w:p>
+    <w:p>
+      <w:pPr>
+        <w:pStyle w:val="ListParagraph"/>
+        <w:numPr>
+          <w:ilvl w:val="5"/>
+          <w:numId w:val="1"/>
+        </w:numPr>
+      </w:pPr>
+      <w:proofErr w:type="gramStart"/>
+      <w:r>
+        <w:t>Section(</w:t>
+      </w:r>
+      <w:proofErr w:type="gramEnd"/>
+      <w:r>
+        <w:t>populating from ‘Where in financial statement</w:t>
+      </w:r>
+      <w:proofErr w:type="gramStart"/>
+      <w:r>
+        <w:t>’ )</w:t>
+      </w:r>
+      <w:proofErr w:type="gramEnd"/>
+      <w:r>
+        <w:t xml:space="preserve"> , values of Where in financial statement should be in </w:t>
+      </w:r>
+      <w:proofErr w:type="gramStart"/>
+      <w:r>
+        <w:t>dropdown  like</w:t>
+      </w:r>
+      <w:proofErr w:type="gramEnd"/>
+      <w:r>
+        <w:t xml:space="preserve"> </w:t>
+      </w:r>
+      <w:proofErr w:type="gramStart"/>
+      <w:r>
+        <w:t>( ‘</w:t>
+      </w:r>
+      <w:proofErr w:type="gramEnd"/>
+      <w:r>
+        <w:t xml:space="preserve">Income Statement’, Balance Sheet, Cash Flow, Ratios, Derivatives, Miscellaneous and </w:t>
+      </w:r>
+      <w:proofErr w:type="gramStart"/>
+      <w:r>
+        <w:t>Other )</w:t>
+      </w:r>
+      <w:proofErr w:type="gramEnd"/>
+      <w:r>
+        <w:t xml:space="preserve"> </w:t>
+      </w:r>
+    </w:p>
+    <w:p>
+      <w:pPr>
+        <w:pStyle w:val="ListParagraph"/>
+        <w:numPr>
+          <w:ilvl w:val="5"/>
+          <w:numId w:val="1"/>
+        </w:numPr>
+      </w:pPr>
+      <w:r>
+        <w:t xml:space="preserve">‘Portfolio/Sector’ with values (FI Banks/Corporates/FI Insurance/Zeus Downstream/ALL) </w:t>
+      </w:r>
+    </w:p>
+    <w:p>
+      <w:pPr>
+        <w:pStyle w:val="ListParagraph"/>
+        <w:numPr>
+          <w:ilvl w:val="4"/>
+          <w:numId w:val="1"/>
+        </w:numPr>
+      </w:pPr>
+      <w:r>
+        <w:t xml:space="preserve">When User </w:t>
+      </w:r>
+      <w:proofErr w:type="gramStart"/>
+      <w:r>
+        <w:t>try</w:t>
+      </w:r>
+      <w:proofErr w:type="gramEnd"/>
+      <w:r>
+        <w:t xml:space="preserve"> to search any of these </w:t>
+      </w:r>
+      <w:proofErr w:type="gramStart"/>
+      <w:r>
+        <w:t>four option</w:t>
+      </w:r>
+      <w:proofErr w:type="gramEnd"/>
+      <w:r>
+        <w:t xml:space="preserve"> application should call Audit table through API and show the history of selected item. </w:t>
+      </w:r>
+    </w:p>
+    <w:p>
+      <w:pPr>
+        <w:pStyle w:val="ListParagraph"/>
+        <w:numPr>
+          <w:ilvl w:val="4"/>
+          <w:numId w:val="1"/>
+        </w:numPr>
+      </w:pPr>
+      <w:proofErr w:type="gramStart"/>
+      <w:r>
+        <w:t>Also</w:t>
+      </w:r>
+      <w:proofErr w:type="gramEnd"/>
+      <w:r>
+        <w:t xml:space="preserve"> in Audit </w:t>
+      </w:r>
+      <w:r>
+        <w:t>history user can also view full history</w:t>
+      </w:r>
+    </w:p>
+    <w:p>
+      <w:pPr>
+        <w:pStyle w:val="ListParagraph"/>
+        <w:ind w:left="3600"/>
+      </w:pPr>
+    </w:p>
+    <w:p>
+      <w:pPr>
+        <w:pStyle w:val="ListParagraph"/>
+        <w:numPr>
+          <w:ilvl w:val="3"/>
+          <w:numId w:val="1"/>
+        </w:numPr>
+      </w:pPr>
+      <w:r>
+        <w:t xml:space="preserve">Prompts Library </w:t>
+      </w:r>
+    </w:p>
+    <w:p>
+      <w:pPr>
+        <w:pStyle w:val="ListParagraph"/>
+        <w:numPr>
+          <w:ilvl w:val="4"/>
+          <w:numId w:val="1"/>
+        </w:numPr>
+      </w:pPr>
+      <w:r>
+        <w:t xml:space="preserve">When user click on this tab, </w:t>
+      </w:r>
+      <w:proofErr w:type="spellStart"/>
+      <w:r>
+        <w:t>its</w:t>
+      </w:r>
+      <w:proofErr w:type="spellEnd"/>
+      <w:r>
+        <w:t xml:space="preserve"> is for future and it will fetch data from Prompt table and view in read only format</w:t>
+      </w:r>
+    </w:p>
+    <w:p>
+      <w:pPr>
+        <w:pStyle w:val="ListParagraph"/>
+      </w:pPr>
+      <w:r>
+        <w:t>3)</w:t>
+      </w:r>
+      <w:r>
+        <w:tab/>
+        <w:t xml:space="preserve">In Side panel where application is showing Environment/Database/Current </w:t>
+      </w:r>
+      <w:proofErr w:type="gramStart"/>
+      <w:r>
+        <w:t>User .</w:t>
+      </w:r>
+      <w:proofErr w:type="gramEnd"/>
+      <w:r>
+        <w:t xml:space="preserve"> Give provision to user to select </w:t>
+      </w:r>
+      <w:proofErr w:type="gramStart"/>
+      <w:r>
+        <w:t>Environment  according</w:t>
+      </w:r>
+      <w:proofErr w:type="gramEnd"/>
+      <w:r>
+        <w:t xml:space="preserve"> to selected environment DB details should get appear </w:t>
+      </w:r>
+      <w:r>
+        <w:t>and data should get fetched and updated in selected environment.</w:t>
+      </w:r>
+    </w:p>
+    <w:p>
+      <w:pPr>
+        <w:pStyle w:val="ListParagraph"/>
+        <w:pBdr>
+          <w:bottom w:val="single" w:sz="12" w:space="1" w:color="auto"/>
+        </w:pBdr>
+      </w:pPr>
+      <w:r>
+        <w:t xml:space="preserve"> </w:t>
+      </w:r>
+    </w:p>
+    <w:p/>
+    <w:p>
+      <w:r>
+        <w:t xml:space="preserve">Can we implement </w:t>
+      </w:r>
+      <w:proofErr w:type="spellStart"/>
+      <w:r>
+        <w:t>streamlit_model</w:t>
+      </w:r>
+      <w:proofErr w:type="spellEnd"/>
+      <w:r>
+        <w:t xml:space="preserve"> from Modal library to implement popup </w:t>
+      </w:r>
+      <w:proofErr w:type="gramStart"/>
+      <w:r>
+        <w:t>page ?</w:t>
+      </w:r>
+      <w:proofErr w:type="gramEnd"/>
+      <w:r>
+        <w:t xml:space="preserve"> instead of View Edit </w:t>
+      </w:r>
+      <w:proofErr w:type="gramStart"/>
+      <w:r>
+        <w:t>Section ?</w:t>
+      </w:r>
+      <w:proofErr w:type="gramEnd"/>
+      <w:r>
+        <w:t xml:space="preserve"> </w:t>
+      </w:r>
+      <w:proofErr w:type="gramStart"/>
+      <w:r>
+        <w:t>Also</w:t>
+      </w:r>
+      <w:proofErr w:type="gramEnd"/>
+      <w:r>
+        <w:t xml:space="preserve"> in current application 'Add New Attribute' and 'Save to S3' button both are disabled. Enable it.</w:t>
+      </w:r>
+    </w:p>
+    <w:p>
+      <w:pPr>
+        <w:pBdr>
+          <w:bottom w:val="single" w:sz="12" w:space="1" w:color="auto"/>
+        </w:pBdr>
+      </w:pPr>
+    </w:p>
+    <w:p/>
+    <w:p/>
+    <w:p>
+      <w:pPr>
+        <w:pBdr>
+          <w:bottom w:val="single" w:sz="12" w:space="1" w:color="auto"/>
+        </w:pBdr>
+      </w:pPr>
+      <w:r>
+        <w:t xml:space="preserve">'Create New Attribute' and 'Save to S3' is disabled. After selecting </w:t>
+      </w:r>
+      <w:proofErr w:type="spellStart"/>
+      <w:r>
+        <w:t>prj_ID</w:t>
+      </w:r>
+      <w:proofErr w:type="spellEnd"/>
+      <w:r>
+        <w:t xml:space="preserve"> from existing Attribute View/Edit and Soft Delete button are disables and also grid is not populating </w:t>
+      </w:r>
+    </w:p>
+    <w:p/>
+    <w:p>
+      <w:pPr>
+        <w:pBdr>
+          <w:bottom w:val="single" w:sz="12" w:space="1" w:color="auto"/>
+        </w:pBdr>
+      </w:pPr>
+      <w:r>
+        <w:t xml:space="preserve">I am having </w:t>
+      </w:r>
+      <w:proofErr w:type="spellStart"/>
+      <w:r>
+        <w:t>bucket_name</w:t>
+      </w:r>
+      <w:proofErr w:type="spellEnd"/>
+      <w:r>
+        <w:t xml:space="preserve">, secure = True, </w:t>
+      </w:r>
+      <w:proofErr w:type="spellStart"/>
+      <w:r>
+        <w:t>host,secure_host</w:t>
+      </w:r>
+      <w:proofErr w:type="spellEnd"/>
+      <w:r>
+        <w:t xml:space="preserve"> with port, </w:t>
+      </w:r>
+      <w:proofErr w:type="spellStart"/>
+      <w:r>
+        <w:t>access_key_id,secrect_key</w:t>
+      </w:r>
+      <w:proofErr w:type="spellEnd"/>
+      <w:r>
+        <w:t xml:space="preserve">, connection=boto3.client('s3',aws_access_key_id={access_key_id},aws_secret_access_key={secret_key}, </w:t>
+      </w:r>
+      <w:proofErr w:type="spellStart"/>
+      <w:r>
+        <w:t>use_ssl</w:t>
+      </w:r>
+      <w:proofErr w:type="spellEnd"/>
+      <w:r>
+        <w:t>=</w:t>
+      </w:r>
+      <w:proofErr w:type="spellStart"/>
+      <w:r>
+        <w:t>False,verify</w:t>
+      </w:r>
+      <w:proofErr w:type="spellEnd"/>
+      <w:r>
+        <w:t>=</w:t>
+      </w:r>
+      <w:proofErr w:type="spellStart"/>
+      <w:r>
+        <w:t>False,endpoint_url</w:t>
+      </w:r>
+      <w:proofErr w:type="spellEnd"/>
+      <w:r>
+        <w:t xml:space="preserve">=host), Please </w:t>
+      </w:r>
+      <w:proofErr w:type="spellStart"/>
+      <w:r>
+        <w:t>encorporate</w:t>
+      </w:r>
+      <w:proofErr w:type="spellEnd"/>
+      <w:r>
+        <w:t xml:space="preserve"> changes </w:t>
+      </w:r>
+      <w:proofErr w:type="spellStart"/>
+      <w:r>
+        <w:t>acordingly</w:t>
+      </w:r>
+      <w:proofErr w:type="spellEnd"/>
+      <w:r>
+        <w:t xml:space="preserve"> to access s3 bucket and write latest data for all tables. Also add a button to view soft deleted records to make it active.</w:t>
+      </w:r>
+    </w:p>
+    <w:p/>
+    <w:p>
+      <w:proofErr w:type="gramStart"/>
+      <w:r>
+        <w:t>Currently ,</w:t>
+      </w:r>
+      <w:proofErr w:type="gramEnd"/>
+      <w:r>
+        <w:t xml:space="preserve"> data is not appearing in 'select soft deleted PRJ ID to make active', Data should be selected from the populated grid and when user click activate record, data should get populated in main grid with active records.</w:t>
+      </w:r>
+    </w:p>
+    <w:p>
+      <w:pPr>
+        <w:pBdr>
+          <w:bottom w:val="single" w:sz="12" w:space="1" w:color="auto"/>
+        </w:pBdr>
+      </w:pPr>
+    </w:p>
+    <w:p/>
+    <w:p>
+      <w:r>
+        <w:t xml:space="preserve">Same way you made inactive records active in a same grid selection, </w:t>
+      </w:r>
+      <w:proofErr w:type="gramStart"/>
+      <w:r>
+        <w:t>There</w:t>
+      </w:r>
+      <w:proofErr w:type="gramEnd"/>
+      <w:r>
+        <w:t xml:space="preserve"> should not </w:t>
+      </w:r>
+      <w:proofErr w:type="spellStart"/>
+      <w:r>
+        <w:t>seperate</w:t>
+      </w:r>
+      <w:proofErr w:type="spellEnd"/>
+      <w:r>
+        <w:t xml:space="preserve"> </w:t>
+      </w:r>
+      <w:proofErr w:type="spellStart"/>
+      <w:r>
+        <w:t>drobdown</w:t>
+      </w:r>
+      <w:proofErr w:type="spellEnd"/>
+      <w:r>
+        <w:t xml:space="preserve"> to select records to edit/soft delete, user can be able to select record from </w:t>
+      </w:r>
+      <w:proofErr w:type="gramStart"/>
+      <w:r>
+        <w:t>grid .</w:t>
+      </w:r>
+      <w:proofErr w:type="gramEnd"/>
+      <w:r>
+        <w:t xml:space="preserve"> and rest should be same </w:t>
+      </w:r>
+      <w:proofErr w:type="gramStart"/>
+      <w:r>
+        <w:t>like :</w:t>
+      </w:r>
+      <w:proofErr w:type="gramEnd"/>
+      <w:r>
+        <w:t xml:space="preserve"> record should open in pop-up and all</w:t>
+      </w:r>
+    </w:p>
+    <w:p>
+      <w:pPr>
+        <w:pBdr>
+          <w:bottom w:val="single" w:sz="12" w:space="1" w:color="auto"/>
+        </w:pBdr>
+      </w:pPr>
+    </w:p>
+    <w:p/>
+    <w:p>
+      <w:r>
+        <w:t xml:space="preserve">Getting </w:t>
+      </w:r>
+      <w:proofErr w:type="gramStart"/>
+      <w:r>
+        <w:t>error :S</w:t>
+      </w:r>
+      <w:proofErr w:type="gramEnd"/>
+      <w:r>
+        <w:t xml:space="preserve">3 export failed: SSL validation failed for https://lonk- west- </w:t>
+      </w:r>
+      <w:proofErr w:type="gramStart"/>
+      <w:r>
+        <w:t>1.amazonaws.co</w:t>
+      </w:r>
+      <w:proofErr w:type="gramEnd"/>
+      <w:r>
+        <w:t xml:space="preserve"> m/data- dictionary/202606 04 131952/master dictionary 2026 0604 131952. CSV ISSL: CERTIFICATE_VERI FY_FAILED] certificate verify failed: self-signed certificate in certificate chain (_ssl.c:1000), fix this I am having following </w:t>
+      </w:r>
+      <w:proofErr w:type="gramStart"/>
+      <w:r>
+        <w:t>details :</w:t>
+      </w:r>
+      <w:proofErr w:type="gramEnd"/>
+      <w:r>
+        <w:t xml:space="preserve"> host, </w:t>
+      </w:r>
+      <w:proofErr w:type="spellStart"/>
+      <w:r>
+        <w:t>secure_</w:t>
+      </w:r>
+      <w:proofErr w:type="gramStart"/>
+      <w:r>
+        <w:t>host,access</w:t>
+      </w:r>
+      <w:proofErr w:type="gramEnd"/>
+      <w:r>
+        <w:t>_key_id</w:t>
+      </w:r>
+      <w:proofErr w:type="spellEnd"/>
+      <w:r>
+        <w:t xml:space="preserve">, </w:t>
+      </w:r>
+      <w:proofErr w:type="spellStart"/>
+      <w:r>
+        <w:t>sectet_key</w:t>
+      </w:r>
+      <w:proofErr w:type="spellEnd"/>
+      <w:r>
+        <w:t>. conn = boto3.client('s3', aws_access_key_id=(access_key_id</w:t>
+      </w:r>
+      <w:proofErr w:type="gramStart"/>
+      <w:r>
+        <w:t>),aws</w:t>
+      </w:r>
+      <w:proofErr w:type="gramEnd"/>
+      <w:r>
+        <w:t xml:space="preserve">_secret_access_key=(secret_key}, </w:t>
+      </w:r>
+      <w:proofErr w:type="spellStart"/>
+      <w:r>
+        <w:t>use_ssl</w:t>
+      </w:r>
+      <w:proofErr w:type="spellEnd"/>
+      <w:r>
+        <w:t xml:space="preserve">=False, verify=false, </w:t>
+      </w:r>
+      <w:proofErr w:type="spellStart"/>
+      <w:r>
+        <w:t>endpoint_url</w:t>
+      </w:r>
+      <w:proofErr w:type="spellEnd"/>
+      <w:r>
+        <w:t>=host) conn. download_ file (</w:t>
+      </w:r>
+      <w:proofErr w:type="spellStart"/>
+      <w:r>
+        <w:t>bucket_name</w:t>
+      </w:r>
+      <w:proofErr w:type="spellEnd"/>
+      <w:r>
+        <w:t xml:space="preserve">, </w:t>
+      </w:r>
+      <w:proofErr w:type="spellStart"/>
+      <w:r>
+        <w:t>file_name</w:t>
+      </w:r>
+      <w:proofErr w:type="spellEnd"/>
+      <w:r>
+        <w:t xml:space="preserve">, </w:t>
+      </w:r>
+      <w:proofErr w:type="spellStart"/>
+      <w:r>
+        <w:t>file_name</w:t>
+      </w:r>
+      <w:proofErr w:type="spellEnd"/>
+      <w:r>
+        <w:t xml:space="preserve">), One important point I am not trying to </w:t>
+      </w:r>
+      <w:proofErr w:type="spellStart"/>
+      <w:r>
+        <w:t>acces</w:t>
+      </w:r>
+      <w:proofErr w:type="spellEnd"/>
+      <w:r>
+        <w:t xml:space="preserve"> AWS S</w:t>
+      </w:r>
+      <w:proofErr w:type="gramStart"/>
+      <w:r>
+        <w:t>3 ,</w:t>
+      </w:r>
+      <w:proofErr w:type="gramEnd"/>
+      <w:r>
+        <w:t xml:space="preserve"> </w:t>
+      </w:r>
+      <w:proofErr w:type="gramStart"/>
+      <w:r>
+        <w:t>Its</w:t>
+      </w:r>
+      <w:proofErr w:type="gramEnd"/>
+      <w:r>
+        <w:t xml:space="preserve"> our internal </w:t>
+      </w:r>
+      <w:proofErr w:type="spellStart"/>
+      <w:r>
+        <w:t>cloude</w:t>
+      </w:r>
+      <w:proofErr w:type="spellEnd"/>
+      <w:r>
+        <w:t xml:space="preserve"> s3 bucket. Please fix this issue</w:t>
+      </w:r>
+    </w:p>
+    <w:p>
+      <w:pPr>
+        <w:pBdr>
+          <w:bottom w:val="single" w:sz="12" w:space="1" w:color="auto"/>
+        </w:pBdr>
+      </w:pPr>
+    </w:p>
+    <w:p/>
+    <w:p>
+      <w:r>
+        <w:t xml:space="preserve">Getting </w:t>
+      </w:r>
+      <w:proofErr w:type="gramStart"/>
+      <w:r>
+        <w:t>error :</w:t>
+      </w:r>
+      <w:proofErr w:type="gramEnd"/>
+      <w:r>
+        <w:t xml:space="preserve"> S3 export failed: Connection was closed before we received valid response from endpoint URL "Link/data-</w:t>
+      </w:r>
+      <w:proofErr w:type="spellStart"/>
+      <w:r>
+        <w:t>disctionary</w:t>
+      </w:r>
+      <w:proofErr w:type="spellEnd"/>
+      <w:r>
+        <w:t>/2026 05 014911/master_dictionary.csv</w:t>
+      </w:r>
+    </w:p>
+    <w:p>
+      <w:pPr>
+        <w:pBdr>
+          <w:bottom w:val="single" w:sz="12" w:space="1" w:color="auto"/>
+        </w:pBdr>
+      </w:pPr>
+    </w:p>
+    <w:p/>
+    <w:p>
+      <w:r>
+        <w:lastRenderedPageBreak/>
+        <w:t xml:space="preserve">There is an </w:t>
+      </w:r>
+      <w:proofErr w:type="gramStart"/>
+      <w:r>
+        <w:t>enhancement :</w:t>
+      </w:r>
+      <w:proofErr w:type="gramEnd"/>
+      <w:r>
+        <w:t xml:space="preserve">- </w:t>
+      </w:r>
+      <w:r>
+        <w:t xml:space="preserve">Create </w:t>
+      </w:r>
+      <w:r>
+        <w:t>a</w:t>
+      </w:r>
+      <w:r>
+        <w:t xml:space="preserve"> SWAGGER API for Filters which fetches data from DB and also edit the data in DB</w:t>
+      </w:r>
+      <w:r>
+        <w:t>.</w:t>
+      </w:r>
+    </w:p>
+    <w:p>
+      <w:r>
+        <w:t xml:space="preserve">When ever user select </w:t>
+      </w:r>
+      <w:proofErr w:type="gramStart"/>
+      <w:r>
+        <w:t>filters</w:t>
+      </w:r>
+      <w:proofErr w:type="gramEnd"/>
+      <w:r>
+        <w:t xml:space="preserve"> values API should be called and rest edit/add new/soft delete/write t s3 should work as </w:t>
+      </w:r>
+      <w:proofErr w:type="gramStart"/>
+      <w:r>
+        <w:t>is..</w:t>
+      </w:r>
+      <w:proofErr w:type="gramEnd"/>
+    </w:p>
+    <w:p>
+      <w:r>
+        <w:t xml:space="preserve">Implement filter in ‘Audit page’ as </w:t>
+      </w:r>
+      <w:proofErr w:type="gramStart"/>
+      <w:r>
+        <w:t>well ,</w:t>
+      </w:r>
+      <w:proofErr w:type="gramEnd"/>
+      <w:r>
+        <w:t xml:space="preserve"> if required edit Audit table as well to fetch this kind of data (for audit)</w:t>
+      </w:r>
+    </w:p>
+    <w:p>
+      <w:pPr>
+        <w:rPr>
+          <w:b/>
+          <w:bCs/>
+        </w:rPr>
+      </w:pPr>
+      <w:r>
+        <w:rPr>
+          <w:b/>
+          <w:bCs/>
+        </w:rPr>
+        <w:t>Filters:</w:t>
+      </w:r>
+    </w:p>
+    <w:p>
+      <w:pPr>
+        <w:pStyle w:val="ListParagraph"/>
+        <w:numPr>
+          <w:ilvl w:val="0"/>
+          <w:numId w:val="7"/>
+        </w:numPr>
+      </w:pPr>
+      <w:r>
+        <w:rPr>
+          <w:b/>
+          <w:bCs/>
+        </w:rPr>
+        <w:t>Portfolio</w:t>
+      </w:r>
+      <w:r>
+        <w:t xml:space="preserve">: Where Portfolio </w:t>
+      </w:r>
+      <w:proofErr w:type="gramStart"/>
+      <w:r>
+        <w:t>is :</w:t>
+      </w:r>
+      <w:proofErr w:type="gramEnd"/>
+    </w:p>
+    <w:p>
+      <w:pPr>
+        <w:ind w:left="720"/>
+      </w:pPr>
+      <w:r>
+        <w:t xml:space="preserve">case Required by Corporate' 'Y', then </w:t>
+      </w:r>
+      <w:proofErr w:type="gramStart"/>
+      <w:r>
+        <w:t>Corporates</w:t>
+      </w:r>
+      <w:proofErr w:type="gramEnd"/>
+      <w:r>
+        <w:t xml:space="preserve"> case</w:t>
+      </w:r>
+    </w:p>
+    <w:p>
+      <w:pPr>
+        <w:ind w:left="720"/>
+      </w:pPr>
+      <w:r>
+        <w:t>"Required by Banks' Y', then FI BANKS'</w:t>
+      </w:r>
+    </w:p>
+    <w:p>
+      <w:pPr>
+        <w:ind w:left="720"/>
+      </w:pPr>
+      <w:r>
+        <w:t>'Required by Insurance' 'y' then 'FI Insurance"</w:t>
+      </w:r>
+    </w:p>
+    <w:p>
+      <w:pPr>
+        <w:ind w:left="720"/>
+      </w:pPr>
+      <w:r>
+        <w:t>case 'Required by Zeus downstream' 'Y', then Zeus downstream" case 'ALL</w:t>
+      </w:r>
+      <w:proofErr w:type="gramStart"/>
+      <w:r>
+        <w:t>' ,</w:t>
+      </w:r>
+      <w:proofErr w:type="gramEnd"/>
+      <w:r>
+        <w:t xml:space="preserve"> all data should appear Filter should be multiple selection - True</w:t>
+      </w:r>
+    </w:p>
+    <w:p>
+      <w:pPr>
+        <w:ind w:left="720"/>
+      </w:pPr>
+      <w:r>
+        <w:t>Overlapped Attribute': Where Selection is more than once sector is selected. (</w:t>
+      </w:r>
+      <w:proofErr w:type="gramStart"/>
+      <w:r>
+        <w:t>for</w:t>
+      </w:r>
+      <w:proofErr w:type="gramEnd"/>
+      <w:r>
+        <w:t xml:space="preserve">. e.g., </w:t>
+      </w:r>
+      <w:proofErr w:type="spellStart"/>
+      <w:proofErr w:type="gramStart"/>
+      <w:r>
+        <w:t>a</w:t>
+      </w:r>
+      <w:proofErr w:type="spellEnd"/>
+      <w:proofErr w:type="gramEnd"/>
+      <w:r>
+        <w:t xml:space="preserve"> attribute required by corporates and also with Insurance)</w:t>
+      </w:r>
+    </w:p>
+    <w:p>
+      <w:pPr>
+        <w:pStyle w:val="ListParagraph"/>
+        <w:numPr>
+          <w:ilvl w:val="0"/>
+          <w:numId w:val="7"/>
+        </w:numPr>
+      </w:pPr>
+      <w:r>
+        <w:rPr>
+          <w:b/>
+          <w:bCs/>
+        </w:rPr>
+        <w:t>PRJ_</w:t>
+      </w:r>
+      <w:proofErr w:type="gramStart"/>
+      <w:r>
+        <w:rPr>
+          <w:b/>
+          <w:bCs/>
+        </w:rPr>
+        <w:t>ID</w:t>
+      </w:r>
+      <w:r>
+        <w:t xml:space="preserve"> :</w:t>
+      </w:r>
+      <w:proofErr w:type="gramEnd"/>
+      <w:r>
+        <w:t xml:space="preserve"> PRJ ID from main table</w:t>
+      </w:r>
+    </w:p>
+    <w:p>
+      <w:pPr>
+        <w:pStyle w:val="ListParagraph"/>
+        <w:numPr>
+          <w:ilvl w:val="0"/>
+          <w:numId w:val="7"/>
+        </w:numPr>
+      </w:pPr>
+      <w:r>
+        <w:rPr>
+          <w:b/>
+          <w:bCs/>
+        </w:rPr>
+        <w:t xml:space="preserve">Attribute </w:t>
+      </w:r>
+      <w:proofErr w:type="gramStart"/>
+      <w:r>
+        <w:rPr>
+          <w:b/>
+          <w:bCs/>
+        </w:rPr>
+        <w:t>name</w:t>
+      </w:r>
+      <w:r>
+        <w:t xml:space="preserve"> :</w:t>
+      </w:r>
+      <w:proofErr w:type="gramEnd"/>
+      <w:r>
+        <w:t xml:space="preserve"> Attribute name from table</w:t>
+      </w:r>
+    </w:p>
+    <w:p>
+      <w:pPr>
+        <w:pStyle w:val="ListParagraph"/>
+        <w:numPr>
+          <w:ilvl w:val="0"/>
+          <w:numId w:val="7"/>
+        </w:numPr>
+      </w:pPr>
+      <w:r>
+        <w:rPr>
+          <w:b/>
+          <w:bCs/>
+        </w:rPr>
+        <w:t>Attribute description</w:t>
+      </w:r>
+      <w:r>
+        <w:t>: Attribute description from table</w:t>
+      </w:r>
+    </w:p>
+    <w:p>
+      <w:pPr>
+        <w:pStyle w:val="ListParagraph"/>
+        <w:numPr>
+          <w:ilvl w:val="0"/>
+          <w:numId w:val="7"/>
+        </w:numPr>
+      </w:pPr>
+      <w:proofErr w:type="gramStart"/>
+      <w:r>
+        <w:rPr>
+          <w:b/>
+          <w:bCs/>
+        </w:rPr>
+        <w:t>Section</w:t>
+      </w:r>
+      <w:r>
+        <w:t xml:space="preserve"> :</w:t>
+      </w:r>
+      <w:proofErr w:type="gramEnd"/>
+      <w:r>
+        <w:t xml:space="preserve"> Distinct values of 'where in financial statement', select star from table where</w:t>
+      </w:r>
+    </w:p>
+    <w:p>
+      <w:pPr>
+        <w:pStyle w:val="ListParagraph"/>
+        <w:numPr>
+          <w:ilvl w:val="0"/>
+          <w:numId w:val="7"/>
+        </w:numPr>
+      </w:pPr>
+      <w:r>
+        <w:rPr>
+          <w:b/>
+          <w:bCs/>
+        </w:rPr>
+        <w:t>Where in financial statement'</w:t>
+      </w:r>
+      <w:r>
+        <w:t xml:space="preserve"> = selected value</w:t>
+      </w:r>
+      <w:r>
+        <w:t xml:space="preserve"> </w:t>
+      </w:r>
+      <w:r>
+        <w:t>from the dropdown</w:t>
+      </w:r>
+    </w:p>
+    <w:p>
+      <w:pPr>
+        <w:pStyle w:val="ListParagraph"/>
+        <w:numPr>
+          <w:ilvl w:val="0"/>
+          <w:numId w:val="7"/>
+        </w:numPr>
+      </w:pPr>
+      <w:r>
+        <w:rPr>
+          <w:b/>
+          <w:bCs/>
+        </w:rPr>
+        <w:t>Portfolio/Sector:</w:t>
+      </w:r>
+      <w:r>
+        <w:t xml:space="preserve"> Same as Portfolio</w:t>
+      </w:r>
+    </w:p>
+    <w:p>
+      <w:pPr>
+        <w:pBdr>
+          <w:bottom w:val="single" w:sz="12" w:space="1" w:color="auto"/>
+        </w:pBdr>
+      </w:pPr>
+    </w:p>
+    <w:p/>
+    <w:p/>
+    <w:p>
+      <w:r>
+        <w:t xml:space="preserve">Getting two </w:t>
+      </w:r>
+      <w:proofErr w:type="gramStart"/>
+      <w:r>
+        <w:t>error :</w:t>
+      </w:r>
+      <w:proofErr w:type="gramEnd"/>
+      <w:r>
+        <w:t xml:space="preserve"> 1) "Filter API is not available. Falling back to local service. Details: 403 Client </w:t>
+      </w:r>
+      <w:proofErr w:type="gramStart"/>
+      <w:r>
+        <w:t>Error :</w:t>
+      </w:r>
+      <w:proofErr w:type="gramEnd"/>
+      <w:r>
+        <w:t xml:space="preserve"> Forbidden for </w:t>
+      </w:r>
+      <w:proofErr w:type="gramStart"/>
+      <w:r>
+        <w:t>URL :</w:t>
+      </w:r>
+      <w:proofErr w:type="gramEnd"/>
+      <w:r>
+        <w:t xml:space="preserve"> http://localhost:8501/api/v1/dictionary/filter</w:t>
+      </w:r>
+    </w:p>
+    <w:p>
+      <w:r>
+        <w:t xml:space="preserve">I have setup 8501 for </w:t>
+      </w:r>
+      <w:proofErr w:type="spellStart"/>
+      <w:r>
+        <w:t>streamlit</w:t>
+      </w:r>
+      <w:proofErr w:type="spellEnd"/>
+      <w:r>
+        <w:t xml:space="preserve"> and 8502 for API, correct this accordingly</w:t>
+      </w:r>
+    </w:p>
+    <w:p>
+      <w:r>
+        <w:t xml:space="preserve">2) Error is appearing in </w:t>
+      </w:r>
+      <w:proofErr w:type="gramStart"/>
+      <w:r>
+        <w:t>page :</w:t>
+      </w:r>
+      <w:proofErr w:type="gramEnd"/>
+      <w:r>
+        <w:t xml:space="preserve"> </w:t>
+      </w:r>
+    </w:p>
+    <w:p>
+      <w:r>
+        <w:tab/>
+      </w:r>
+      <w:proofErr w:type="spellStart"/>
+      <w:proofErr w:type="gramStart"/>
+      <w:r>
+        <w:t>DuplicateWidgetID</w:t>
+      </w:r>
+      <w:proofErr w:type="spellEnd"/>
+      <w:r>
+        <w:t xml:space="preserve"> :</w:t>
+      </w:r>
+      <w:proofErr w:type="gramEnd"/>
+      <w:r>
+        <w:t xml:space="preserve"> There are multiple identical </w:t>
+      </w:r>
+      <w:proofErr w:type="spellStart"/>
+      <w:r>
+        <w:t>st.text_inputs</w:t>
+      </w:r>
+      <w:proofErr w:type="spellEnd"/>
+      <w:r>
+        <w:t xml:space="preserve"> widget with the same generated key.</w:t>
+      </w:r>
+    </w:p>
+    <w:p>
+      <w:r>
+        <w:lastRenderedPageBreak/>
+        <w:t>When a widget is created, it's assigned an internal key based on its structure. Multiple widgets with an identical structure will result in the same internal key, which causes this error.</w:t>
+      </w:r>
+    </w:p>
+    <w:p>
+      <w:r>
+        <w:t xml:space="preserve">To fix this error, please pass a unique key argument to st. </w:t>
+      </w:r>
+      <w:proofErr w:type="spellStart"/>
+      <w:r>
+        <w:t>text_input</w:t>
+      </w:r>
+      <w:proofErr w:type="spellEnd"/>
+      <w:r>
+        <w:t>.</w:t>
+      </w:r>
+      <w:r>
+        <w:t xml:space="preserve">  </w:t>
+      </w:r>
+    </w:p>
+    <w:p>
+      <w:r>
+        <w:t>In streamlit_app.py file</w:t>
+      </w:r>
+    </w:p>
+    <w:p>
+      <w:pPr>
+        <w:pBdr>
+          <w:bottom w:val="single" w:sz="12" w:space="1" w:color="auto"/>
+        </w:pBdr>
+      </w:pPr>
+    </w:p>
+    <w:p/>
+    <w:p>
+      <w:r>
+        <w:t xml:space="preserve">'Overlapped Attribute' when selected getting </w:t>
+      </w:r>
+      <w:proofErr w:type="gramStart"/>
+      <w:r>
+        <w:t>error :</w:t>
+      </w:r>
+      <w:proofErr w:type="gramEnd"/>
+      <w:r>
+        <w:t xml:space="preserve"> Filter API is not available. Falling back to </w:t>
+      </w:r>
+      <w:proofErr w:type="spellStart"/>
+      <w:r>
+        <w:t>locak</w:t>
+      </w:r>
+      <w:proofErr w:type="spellEnd"/>
+      <w:r>
+        <w:t xml:space="preserve"> service. Details: 500 Server </w:t>
+      </w:r>
+      <w:proofErr w:type="gramStart"/>
+      <w:r>
+        <w:t>Error :</w:t>
+      </w:r>
+      <w:proofErr w:type="gramEnd"/>
+      <w:r>
+        <w:t xml:space="preserve"> Internal Server error for url: http://localhost:8502/api/v1/dictionary/filter, Could not fetch </w:t>
+      </w:r>
+      <w:proofErr w:type="spellStart"/>
+      <w:r>
+        <w:t>filterd</w:t>
+      </w:r>
+      <w:proofErr w:type="spellEnd"/>
+      <w:r>
+        <w:t xml:space="preserve"> </w:t>
+      </w:r>
+      <w:proofErr w:type="spellStart"/>
+      <w:r>
+        <w:t>recorss</w:t>
+      </w:r>
+      <w:proofErr w:type="spellEnd"/>
+      <w:r>
+        <w:t xml:space="preserve"> from configured DB. Showing sample </w:t>
+      </w:r>
+      <w:proofErr w:type="gramStart"/>
+      <w:r>
+        <w:t>data :</w:t>
+      </w:r>
+      <w:proofErr w:type="gramEnd"/>
+      <w:r>
+        <w:t xml:space="preserve"> Details: Object 0 associated with </w:t>
+      </w:r>
+      <w:proofErr w:type="gramStart"/>
+      <w:r>
+        <w:t>'.type</w:t>
+      </w:r>
+      <w:proofErr w:type="gramEnd"/>
+      <w:r>
+        <w:t xml:space="preserve">' attribute is not a </w:t>
+      </w:r>
+      <w:proofErr w:type="spellStart"/>
+      <w:r>
+        <w:t>TypeEngine</w:t>
+      </w:r>
+      <w:proofErr w:type="spellEnd"/>
+      <w:r>
+        <w:t xml:space="preserve"> class or Object. Fix this</w:t>
+      </w:r>
+    </w:p>
+    <w:p>
+      <w:pPr>
+        <w:pBdr>
+          <w:bottom w:val="single" w:sz="12" w:space="1" w:color="auto"/>
+        </w:pBdr>
+      </w:pPr>
+    </w:p>
+    <w:p/>
+    <w:p>
+      <w:r>
+        <w:t xml:space="preserve">In case of Filtering files, data is not populating </w:t>
+      </w:r>
+      <w:proofErr w:type="gramStart"/>
+      <w:r>
+        <w:t>correctly ,</w:t>
+      </w:r>
+      <w:proofErr w:type="gramEnd"/>
+      <w:r>
+        <w:t xml:space="preserve"> </w:t>
+      </w:r>
+    </w:p>
+    <w:p>
+      <w:r>
+        <w:t xml:space="preserve">Record </w:t>
+      </w:r>
+      <w:proofErr w:type="gramStart"/>
+      <w:r>
+        <w:t>1 :</w:t>
+      </w:r>
+      <w:proofErr w:type="gramEnd"/>
+      <w:r>
+        <w:t xml:space="preserve"> required by corporate yes, required by Bank yes, required by Insurance NO, required by downstream Yes</w:t>
+      </w:r>
+    </w:p>
+    <w:p>
+      <w:r>
+        <w:t xml:space="preserve">Record </w:t>
+      </w:r>
+      <w:proofErr w:type="gramStart"/>
+      <w:r>
+        <w:t>2 :</w:t>
+      </w:r>
+      <w:proofErr w:type="gramEnd"/>
+      <w:r>
+        <w:t xml:space="preserve"> </w:t>
+      </w:r>
+      <w:r>
+        <w:t xml:space="preserve">required by corporate yes, required by Bank yes, required by Insurance </w:t>
+      </w:r>
+      <w:r>
+        <w:t>YES</w:t>
+      </w:r>
+      <w:r>
+        <w:t>, required by downstream Yes</w:t>
+      </w:r>
+    </w:p>
+    <w:p>
+      <w:r>
+        <w:t xml:space="preserve">Record </w:t>
+      </w:r>
+      <w:proofErr w:type="gramStart"/>
+      <w:r>
+        <w:t>3</w:t>
+      </w:r>
+      <w:r>
+        <w:t xml:space="preserve"> :</w:t>
+      </w:r>
+      <w:proofErr w:type="gramEnd"/>
+      <w:r>
+        <w:t xml:space="preserve"> required by corporate yes, required by Bank yes, required by Insurance </w:t>
+      </w:r>
+      <w:r>
+        <w:t>NO</w:t>
+      </w:r>
+      <w:r>
+        <w:t>, required by downstream Yes</w:t>
+      </w:r>
+    </w:p>
+    <w:p>
+      <w:r>
+        <w:t xml:space="preserve">Record </w:t>
+      </w:r>
+      <w:proofErr w:type="gramStart"/>
+      <w:r>
+        <w:t>4</w:t>
+      </w:r>
+      <w:r>
+        <w:t xml:space="preserve"> :</w:t>
+      </w:r>
+      <w:proofErr w:type="gramEnd"/>
+      <w:r>
+        <w:t xml:space="preserve"> required by corporate </w:t>
+      </w:r>
+      <w:r>
+        <w:t>no</w:t>
+      </w:r>
+      <w:r>
+        <w:t xml:space="preserve">, required by Bank </w:t>
+      </w:r>
+      <w:r>
+        <w:t>No</w:t>
+      </w:r>
+      <w:r>
+        <w:t xml:space="preserve">, required by Insurance </w:t>
+      </w:r>
+      <w:r>
+        <w:t>Yes</w:t>
+      </w:r>
+      <w:r>
+        <w:t>, required by downstream Yes</w:t>
+      </w:r>
+    </w:p>
+    <w:p>
+      <w:r>
+        <w:t xml:space="preserve">Record </w:t>
+      </w:r>
+      <w:proofErr w:type="gramStart"/>
+      <w:r>
+        <w:t>5</w:t>
+      </w:r>
+      <w:r>
+        <w:t xml:space="preserve"> :</w:t>
+      </w:r>
+      <w:proofErr w:type="gramEnd"/>
+      <w:r>
+        <w:t xml:space="preserve"> re</w:t>
+      </w:r>
+      <w:r>
+        <w:t xml:space="preserve"> </w:t>
+      </w:r>
+      <w:r>
+        <w:t xml:space="preserve">required by corporate yes, required by Bank yes, required by Insurance NO, required by downstream </w:t>
+      </w:r>
+      <w:r>
+        <w:t>NO.</w:t>
+      </w:r>
+    </w:p>
+    <w:p>
+      <w:r>
+        <w:t xml:space="preserve">When user </w:t>
+      </w:r>
+      <w:proofErr w:type="gramStart"/>
+      <w:r>
+        <w:t>select  in</w:t>
+      </w:r>
+      <w:proofErr w:type="gramEnd"/>
+      <w:r>
+        <w:t xml:space="preserve"> </w:t>
+      </w:r>
+      <w:proofErr w:type="gramStart"/>
+      <w:r>
+        <w:t>Portfolio :</w:t>
+      </w:r>
+      <w:proofErr w:type="gramEnd"/>
+      <w:r>
+        <w:t xml:space="preserve"> ‘FI Insurance’ and ‘Fi Banks’ the output should be </w:t>
+      </w:r>
+      <w:r>
+        <w:t>Record 2</w:t>
+      </w:r>
+      <w:r>
+        <w:t xml:space="preserve"> and Record 4 </w:t>
+      </w:r>
+    </w:p>
+    <w:p>
+      <w:pPr>
+        <w:pBdr>
+          <w:bottom w:val="single" w:sz="12" w:space="1" w:color="auto"/>
+        </w:pBdr>
+      </w:pPr>
+      <w:r>
+        <w:t>Fix this</w:t>
+      </w:r>
+    </w:p>
+    <w:p/>
+    <w:p>
+      <w:r>
+        <w:t xml:space="preserve">Other teams are </w:t>
+      </w:r>
+      <w:proofErr w:type="spellStart"/>
+      <w:r>
+        <w:t>conneting</w:t>
+      </w:r>
+      <w:proofErr w:type="spellEnd"/>
+      <w:r>
+        <w:t xml:space="preserve"> DB with krb5.config and </w:t>
+      </w:r>
+      <w:proofErr w:type="spellStart"/>
+      <w:r>
+        <w:t>Keytab</w:t>
+      </w:r>
+      <w:proofErr w:type="spellEnd"/>
+      <w:r>
+        <w:t xml:space="preserve">--&gt;krb5.keytab, </w:t>
+      </w:r>
+      <w:proofErr w:type="spellStart"/>
+      <w:r>
+        <w:t>cofigure</w:t>
+      </w:r>
+      <w:proofErr w:type="spellEnd"/>
+      <w:r>
+        <w:t xml:space="preserve"> this application for both Windows Auth with logged in user and also with </w:t>
+      </w:r>
+      <w:proofErr w:type="spellStart"/>
+      <w:r>
+        <w:t>keytab</w:t>
+      </w:r>
+      <w:proofErr w:type="spellEnd"/>
+      <w:r>
+        <w:t xml:space="preserve"> configurations</w:t>
+      </w:r>
+    </w:p>
+    <w:p/>
+    <w:p>
+      <w:r>
+        <w:lastRenderedPageBreak/>
+        <w:t>where to keep 'krb5.confi' and 'krb5.keytab' file in current folder structure?</w:t>
+      </w:r>
+    </w:p>
+    <w:p>
+      <w:pPr>
+        <w:pBdr>
+          <w:bottom w:val="single" w:sz="12" w:space="1" w:color="auto"/>
+        </w:pBdr>
+      </w:pPr>
+    </w:p>
+    <w:p/>
+    <w:p>
+      <w:pPr>
+        <w:pBdr>
+          <w:bottom w:val="single" w:sz="12" w:space="1" w:color="auto"/>
+        </w:pBdr>
+      </w:pPr>
+      <w:r>
+        <w:t xml:space="preserve">currently there is no option to select </w:t>
+      </w:r>
+      <w:proofErr w:type="spellStart"/>
+      <w:r>
+        <w:t>Keytab</w:t>
+      </w:r>
+      <w:proofErr w:type="spellEnd"/>
+      <w:r>
+        <w:t xml:space="preserve"> settings to select in UI, </w:t>
+      </w:r>
+      <w:proofErr w:type="gramStart"/>
+      <w:r>
+        <w:t>By</w:t>
+      </w:r>
+      <w:proofErr w:type="gramEnd"/>
+      <w:r>
+        <w:t xml:space="preserve"> default it should be windows </w:t>
+      </w:r>
+      <w:proofErr w:type="gramStart"/>
+      <w:r>
+        <w:t>user ,</w:t>
+      </w:r>
+      <w:proofErr w:type="gramEnd"/>
+      <w:r>
+        <w:t xml:space="preserve"> but user can change it as well</w:t>
+      </w:r>
+    </w:p>
+    <w:p/>
+    <w:p>
+      <w:r>
+        <w:t xml:space="preserve">Revert the </w:t>
+      </w:r>
+      <w:proofErr w:type="spellStart"/>
+      <w:r>
+        <w:t>keytab</w:t>
+      </w:r>
+      <w:proofErr w:type="spellEnd"/>
+      <w:r>
+        <w:t xml:space="preserve"> and </w:t>
+      </w:r>
+      <w:proofErr w:type="spellStart"/>
+      <w:r>
+        <w:t>kerboros</w:t>
+      </w:r>
+      <w:proofErr w:type="spellEnd"/>
+      <w:r>
+        <w:t xml:space="preserve"> setting and keep as last before implementing these </w:t>
+      </w:r>
+      <w:proofErr w:type="gramStart"/>
+      <w:r>
+        <w:t>changes(</w:t>
+      </w:r>
+      <w:proofErr w:type="gramEnd"/>
+      <w:r>
+        <w:t>only for Windows auth, windows logged in user)</w:t>
+      </w:r>
+    </w:p>
+    <w:p/>
+    <w:p>
+      <w:pPr>
+        <w:pBdr>
+          <w:bottom w:val="single" w:sz="6" w:space="1" w:color="auto"/>
+        </w:pBdr>
+      </w:pPr>
+    </w:p>
+    <w:p/>
+    <w:p/>
+    <w:p/>
+    <w:p>
+      <w:r>
+        <w:t xml:space="preserve">Last changes are in </w:t>
+      </w:r>
+      <w:proofErr w:type="gramStart"/>
+      <w:r>
+        <w:t>attached .</w:t>
+      </w:r>
+      <w:proofErr w:type="gramEnd"/>
+      <w:r>
+        <w:t xml:space="preserve"> Two changes are required. 1. When creating new </w:t>
+      </w:r>
+      <w:proofErr w:type="gramStart"/>
+      <w:r>
+        <w:t>attribute ,</w:t>
+      </w:r>
+      <w:proofErr w:type="gramEnd"/>
+      <w:r>
+        <w:t xml:space="preserve"> PRJID should be autogenerated and in read </w:t>
+      </w:r>
+      <w:proofErr w:type="gramStart"/>
+      <w:r>
+        <w:t>only .</w:t>
+      </w:r>
+      <w:proofErr w:type="gramEnd"/>
+      <w:r>
+        <w:t xml:space="preserve">(pick from </w:t>
+      </w:r>
+      <w:proofErr w:type="spellStart"/>
+      <w:r>
+        <w:t>db</w:t>
+      </w:r>
+      <w:proofErr w:type="spellEnd"/>
+      <w:r>
+        <w:t xml:space="preserve"> and auto generate unique </w:t>
+      </w:r>
+      <w:proofErr w:type="spellStart"/>
+      <w:r>
+        <w:t>prjid</w:t>
+      </w:r>
+      <w:proofErr w:type="spellEnd"/>
+      <w:r>
+        <w:t xml:space="preserve"> 2. In 'Create New Attribute' page 'Create Attribute' button should disabled once clicked. Make sure rest all functionality should work as is</w:t>
+      </w:r>
+    </w:p>
+    <w:p>
+      <w:pPr>
+        <w:pBdr>
+          <w:bottom w:val="single" w:sz="12" w:space="1" w:color="auto"/>
+        </w:pBdr>
+      </w:pPr>
+    </w:p>
+    <w:p/>
+    <w:p>
+      <w:r>
+        <w:t xml:space="preserve">Add message Which </w:t>
+      </w:r>
+      <w:proofErr w:type="spellStart"/>
+      <w:r>
+        <w:t>prjid</w:t>
+      </w:r>
+      <w:proofErr w:type="spellEnd"/>
+      <w:r>
+        <w:t xml:space="preserve"> got created on main </w:t>
+      </w:r>
+      <w:proofErr w:type="spellStart"/>
+      <w:proofErr w:type="gramStart"/>
+      <w:r>
+        <w:t>page.Also</w:t>
+      </w:r>
+      <w:proofErr w:type="spellEnd"/>
+      <w:proofErr w:type="gramEnd"/>
+      <w:r>
+        <w:t xml:space="preserve"> remove 'PRJ ID' from 'Create New Attribute' page</w:t>
+      </w:r>
+    </w:p>
+    <w:p>
+      <w:pPr>
+        <w:pBdr>
+          <w:bottom w:val="single" w:sz="12" w:space="1" w:color="auto"/>
+        </w:pBdr>
+      </w:pPr>
+    </w:p>
+    <w:p/>
+    <w:p>
+      <w:r>
+        <w:t xml:space="preserve">Wanted to make this in </w:t>
+      </w:r>
+      <w:proofErr w:type="spellStart"/>
+      <w:r>
+        <w:t>Poertry</w:t>
+      </w:r>
+      <w:proofErr w:type="spellEnd"/>
+      <w:r>
+        <w:t xml:space="preserve"> </w:t>
+      </w:r>
+      <w:proofErr w:type="spellStart"/>
+      <w:r>
+        <w:t>Format.Please</w:t>
+      </w:r>
+      <w:proofErr w:type="spellEnd"/>
+      <w:r>
+        <w:t xml:space="preserve"> change whole structure into poetry format. With following folder as well: infra </w:t>
+      </w:r>
+      <w:proofErr w:type="spellStart"/>
+      <w:r>
+        <w:t>src</w:t>
+      </w:r>
+      <w:proofErr w:type="spellEnd"/>
+      <w:r>
+        <w:t xml:space="preserve"> test etc</w:t>
+      </w:r>
+    </w:p>
+    <w:p>
+      <w:pPr>
+        <w:pBdr>
+          <w:bottom w:val="single" w:sz="12" w:space="1" w:color="auto"/>
+        </w:pBdr>
+      </w:pPr>
+    </w:p>
+    <w:p/>
+    <w:p>
+      <w:r>
+        <w:t>I did not mean exactly to create etc. folder. Kindly restructure folder structure without etc folder</w:t>
+      </w:r>
+    </w:p>
+    <w:p/>
+    <w:p/>
     <w:sectPr>
       <w:pgSz w:w="11906" w:h="16838"/>
       <w:pgMar w:top="1440" w:right="1440" w:bottom="1440" w:left="1440" w:header="708" w:footer="708" w:gutter="0"/>
@@ -5366,6 +7439,95 @@
 <file path=word/numbering.xml><?xml version="1.0" encoding="utf-8"?>
 <w:numbering xmlns:wpc="http://schemas.microsoft.com/office/word/2010/wordprocessingCanvas" xmlns:cx="http://schemas.microsoft.com/office/drawing/2014/chartex" xmlns:cx1="http://schemas.microsoft.com/office/drawing/2015/9/8/chartex" xmlns:cx2="http://schemas.microsoft.com/office/drawing/2015/10/21/chartex" xmlns:cx3="http://schemas.microsoft.com/office/drawing/2016/5/9/chartex" xmlns:cx4="http://schemas.microsoft.com/office/drawing/2016/5/10/chartex" xmlns:cx5="http://schemas.microsoft.com/office/drawing/2016/5/11/chartex" xmlns:cx6="http://schemas.microsoft.com/office/drawing/2016/5/12/chartex" xmlns:cx7="http://schemas.microsoft.com/office/drawing/2016/5/13/chartex" xmlns:cx8="http://schemas.microsoft.com/office/drawing/2016/5/14/chartex" xmlns:mc="http://schemas.openxmlformats.org/markup-compatibility/2006" xmlns:aink="http://schemas.microsoft.com/office/drawing/2016/ink" xmlns:am3d="http://schemas.microsoft.com/office/drawing/2017/model3d" xmlns:o="urn:schemas-microsoft-com:office:office" xmlns:oel="http://schemas.microsoft.com/office/2019/extlst" xmlns:r="http://schemas.openxmlformats.org/officeDocument/2006/relationships" xmlns:m="http://schemas.openxmlformats.org/officeDocument/2006/math" xmlns:v="urn:schemas-microsoft-com:vml" xmlns:wp14="http://schemas.microsoft.com/office/word/2010/wordprocessingDrawing" xmlns:wp="http://schemas.openxmlformats.org/drawingml/2006/wordprocessingDrawing" xmlns:w10="urn:schemas-microsoft-com:office:word" xmlns:w="http://schemas.openxmlformats.org/wordprocessingml/2006/main" xmlns:w14="http://schemas.microsoft.com/office/word/2010/wordml" xmlns:w15="http://schemas.microsoft.com/office/word/2012/wordml" xmlns:w16cex="http://schemas.microsoft.com/office/word/2018/wordml/cex" xmlns:w16cid="http://schemas.microsoft.com/office/word/2016/wordml/cid" xmlns:w16="http://schemas.microsoft.com/office/word/2018/wordml" xmlns:w16du="http://schemas.microsoft.com/office/word/2023/wordml/word16du" xmlns:w16sdtdh="http://schemas.microsoft.com/office/word/2020/wordml/sdtdatahash" xmlns:w16sdtfl="http://schemas.microsoft.com/office/word/2024/wordml/sdtformatlock" xmlns:w16se="http://schemas.microsoft.com/office/word/2015/wordml/symex" xmlns:wpg="http://schemas.microsoft.com/office/word/2010/wordprocessingGroup" xmlns:wpi="http://schemas.microsoft.com/office/word/2010/wordprocessingInk" xmlns:wne="http://schemas.microsoft.com/office/word/2006/wordml" xmlns:wps="http://schemas.microsoft.com/office/word/2010/wordprocessingShape" mc:Ignorable="w14 w15 w16se w16cid w16 w16cex w16sdtdh w16sdtfl w16du wp14">
   <w:abstractNum w:abstractNumId="0" w15:restartNumberingAfterBreak="0">
+    <w:nsid w:val="09AA7E79"/>
+    <w:multiLevelType w:val="hybridMultilevel"/>
+    <w:tmpl w:val="B28E7B8C"/>
+    <w:lvl w:ilvl="0" w:tplc="40090011">
+      <w:start w:val="1"/>
+      <w:numFmt w:val="decimal"/>
+      <w:lvlText w:val="%1)"/>
+      <w:lvlJc w:val="left"/>
+      <w:pPr>
+        <w:ind w:left="720" w:hanging="360"/>
+      </w:pPr>
+      <w:rPr>
+        <w:rFonts w:hint="default"/>
+      </w:rPr>
+    </w:lvl>
+    <w:lvl w:ilvl="1" w:tplc="40090019" w:tentative="1">
+      <w:start w:val="1"/>
+      <w:numFmt w:val="lowerLetter"/>
+      <w:lvlText w:val="%2."/>
+      <w:lvlJc w:val="left"/>
+      <w:pPr>
+        <w:ind w:left="1440" w:hanging="360"/>
+      </w:pPr>
+    </w:lvl>
+    <w:lvl w:ilvl="2" w:tplc="4009001B" w:tentative="1">
+      <w:start w:val="1"/>
+      <w:numFmt w:val="lowerRoman"/>
+      <w:lvlText w:val="%3."/>
+      <w:lvlJc w:val="right"/>
+      <w:pPr>
+        <w:ind w:left="2160" w:hanging="180"/>
+      </w:pPr>
+    </w:lvl>
+    <w:lvl w:ilvl="3" w:tplc="4009000F" w:tentative="1">
+      <w:start w:val="1"/>
+      <w:numFmt w:val="decimal"/>
+      <w:lvlText w:val="%4."/>
+      <w:lvlJc w:val="left"/>
+      <w:pPr>
+        <w:ind w:left="2880" w:hanging="360"/>
+      </w:pPr>
+    </w:lvl>
+    <w:lvl w:ilvl="4" w:tplc="40090019" w:tentative="1">
+      <w:start w:val="1"/>
+      <w:numFmt w:val="lowerLetter"/>
+      <w:lvlText w:val="%5."/>
+      <w:lvlJc w:val="left"/>
+      <w:pPr>
+        <w:ind w:left="3600" w:hanging="360"/>
+      </w:pPr>
+    </w:lvl>
+    <w:lvl w:ilvl="5" w:tplc="4009001B" w:tentative="1">
+      <w:start w:val="1"/>
+      <w:numFmt w:val="lowerRoman"/>
+      <w:lvlText w:val="%6."/>
+      <w:lvlJc w:val="right"/>
+      <w:pPr>
+        <w:ind w:left="4320" w:hanging="180"/>
+      </w:pPr>
+    </w:lvl>
+    <w:lvl w:ilvl="6" w:tplc="4009000F" w:tentative="1">
+      <w:start w:val="1"/>
+      <w:numFmt w:val="decimal"/>
+      <w:lvlText w:val="%7."/>
+      <w:lvlJc w:val="left"/>
+      <w:pPr>
+        <w:ind w:left="5040" w:hanging="360"/>
+      </w:pPr>
+    </w:lvl>
+    <w:lvl w:ilvl="7" w:tplc="40090019" w:tentative="1">
+      <w:start w:val="1"/>
+      <w:numFmt w:val="lowerLetter"/>
+      <w:lvlText w:val="%8."/>
+      <w:lvlJc w:val="left"/>
+      <w:pPr>
+        <w:ind w:left="5760" w:hanging="360"/>
+      </w:pPr>
+    </w:lvl>
+    <w:lvl w:ilvl="8" w:tplc="4009001B" w:tentative="1">
+      <w:start w:val="1"/>
+      <w:numFmt w:val="lowerRoman"/>
+      <w:lvlText w:val="%9."/>
+      <w:lvlJc w:val="right"/>
+      <w:pPr>
+        <w:ind w:left="6480" w:hanging="180"/>
+      </w:pPr>
+    </w:lvl>
+  </w:abstractNum>
+  <w:abstractNum w:abstractNumId="1" w15:restartNumberingAfterBreak="0">
     <w:nsid w:val="16A7464E"/>
     <w:multiLevelType w:val="hybridMultilevel"/>
     <w:tmpl w:val="E7A4093A"/>
@@ -5451,10 +7613,99 @@
       </w:pPr>
     </w:lvl>
   </w:abstractNum>
-  <w:abstractNum w:abstractNumId="1" w15:restartNumberingAfterBreak="0">
+  <w:abstractNum w:abstractNumId="2" w15:restartNumberingAfterBreak="0">
+    <w:nsid w:val="16BE2869"/>
+    <w:multiLevelType w:val="hybridMultilevel"/>
+    <w:tmpl w:val="FF586870"/>
+    <w:lvl w:ilvl="0" w:tplc="EF183224">
+      <w:start w:val="1"/>
+      <w:numFmt w:val="decimal"/>
+      <w:lvlText w:val="%1)"/>
+      <w:lvlJc w:val="left"/>
+      <w:pPr>
+        <w:ind w:left="1080" w:hanging="360"/>
+      </w:pPr>
+      <w:rPr>
+        <w:rFonts w:hint="default"/>
+      </w:rPr>
+    </w:lvl>
+    <w:lvl w:ilvl="1" w:tplc="40090019" w:tentative="1">
+      <w:start w:val="1"/>
+      <w:numFmt w:val="lowerLetter"/>
+      <w:lvlText w:val="%2."/>
+      <w:lvlJc w:val="left"/>
+      <w:pPr>
+        <w:ind w:left="1800" w:hanging="360"/>
+      </w:pPr>
+    </w:lvl>
+    <w:lvl w:ilvl="2" w:tplc="4009001B" w:tentative="1">
+      <w:start w:val="1"/>
+      <w:numFmt w:val="lowerRoman"/>
+      <w:lvlText w:val="%3."/>
+      <w:lvlJc w:val="right"/>
+      <w:pPr>
+        <w:ind w:left="2520" w:hanging="180"/>
+      </w:pPr>
+    </w:lvl>
+    <w:lvl w:ilvl="3" w:tplc="4009000F" w:tentative="1">
+      <w:start w:val="1"/>
+      <w:numFmt w:val="decimal"/>
+      <w:lvlText w:val="%4."/>
+      <w:lvlJc w:val="left"/>
+      <w:pPr>
+        <w:ind w:left="3240" w:hanging="360"/>
+      </w:pPr>
+    </w:lvl>
+    <w:lvl w:ilvl="4" w:tplc="40090019" w:tentative="1">
+      <w:start w:val="1"/>
+      <w:numFmt w:val="lowerLetter"/>
+      <w:lvlText w:val="%5."/>
+      <w:lvlJc w:val="left"/>
+      <w:pPr>
+        <w:ind w:left="3960" w:hanging="360"/>
+      </w:pPr>
+    </w:lvl>
+    <w:lvl w:ilvl="5" w:tplc="4009001B" w:tentative="1">
+      <w:start w:val="1"/>
+      <w:numFmt w:val="lowerRoman"/>
+      <w:lvlText w:val="%6."/>
+      <w:lvlJc w:val="right"/>
+      <w:pPr>
+        <w:ind w:left="4680" w:hanging="180"/>
+      </w:pPr>
+    </w:lvl>
+    <w:lvl w:ilvl="6" w:tplc="4009000F" w:tentative="1">
+      <w:start w:val="1"/>
+      <w:numFmt w:val="decimal"/>
+      <w:lvlText w:val="%7."/>
+      <w:lvlJc w:val="left"/>
+      <w:pPr>
+        <w:ind w:left="5400" w:hanging="360"/>
+      </w:pPr>
+    </w:lvl>
+    <w:lvl w:ilvl="7" w:tplc="40090019" w:tentative="1">
+      <w:start w:val="1"/>
+      <w:numFmt w:val="lowerLetter"/>
+      <w:lvlText w:val="%8."/>
+      <w:lvlJc w:val="left"/>
+      <w:pPr>
+        <w:ind w:left="6120" w:hanging="360"/>
+      </w:pPr>
+    </w:lvl>
+    <w:lvl w:ilvl="8" w:tplc="4009001B" w:tentative="1">
+      <w:start w:val="1"/>
+      <w:numFmt w:val="lowerRoman"/>
+      <w:lvlText w:val="%9."/>
+      <w:lvlJc w:val="right"/>
+      <w:pPr>
+        <w:ind w:left="6840" w:hanging="180"/>
+      </w:pPr>
+    </w:lvl>
+  </w:abstractNum>
+  <w:abstractNum w:abstractNumId="3" w15:restartNumberingAfterBreak="0">
     <w:nsid w:val="42021607"/>
     <w:multiLevelType w:val="hybridMultilevel"/>
-    <w:tmpl w:val="46D49102"/>
+    <w:tmpl w:val="92D09E1A"/>
     <w:lvl w:ilvl="0" w:tplc="40090011">
       <w:start w:val="1"/>
       <w:numFmt w:val="decimal"/>
@@ -5476,16 +7727,19 @@
         <w:ind w:left="1440" w:hanging="360"/>
       </w:pPr>
     </w:lvl>
-    <w:lvl w:ilvl="2" w:tplc="4009001B" w:tentative="1">
+    <w:lvl w:ilvl="2" w:tplc="DBE0CDC4">
       <w:start w:val="1"/>
-      <w:numFmt w:val="lowerRoman"/>
-      <w:lvlText w:val="%3."/>
-      <w:lvlJc w:val="right"/>
-      <w:pPr>
-        <w:ind w:left="2160" w:hanging="180"/>
-      </w:pPr>
+      <w:numFmt w:val="bullet"/>
+      <w:lvlText w:val="-"/>
+      <w:lvlJc w:val="left"/>
+      <w:pPr>
+        <w:ind w:left="2340" w:hanging="360"/>
+      </w:pPr>
+      <w:rPr>
+        <w:rFonts w:ascii="Calibri" w:eastAsiaTheme="minorHAnsi" w:hAnsi="Calibri" w:cs="Calibri" w:hint="default"/>
+      </w:rPr>
     </w:lvl>
-    <w:lvl w:ilvl="3" w:tplc="4009000F" w:tentative="1">
+    <w:lvl w:ilvl="3" w:tplc="4009000F">
       <w:start w:val="1"/>
       <w:numFmt w:val="decimal"/>
       <w:lvlText w:val="%4."/>
@@ -5494,7 +7748,7 @@
         <w:ind w:left="2880" w:hanging="360"/>
       </w:pPr>
     </w:lvl>
-    <w:lvl w:ilvl="4" w:tplc="40090019" w:tentative="1">
+    <w:lvl w:ilvl="4" w:tplc="40090019">
       <w:start w:val="1"/>
       <w:numFmt w:val="lowerLetter"/>
       <w:lvlText w:val="%5."/>
@@ -5503,7 +7757,7 @@
         <w:ind w:left="3600" w:hanging="360"/>
       </w:pPr>
     </w:lvl>
-    <w:lvl w:ilvl="5" w:tplc="4009001B" w:tentative="1">
+    <w:lvl w:ilvl="5" w:tplc="4009001B">
       <w:start w:val="1"/>
       <w:numFmt w:val="lowerRoman"/>
       <w:lvlText w:val="%6."/>
@@ -5512,7 +7766,7 @@
         <w:ind w:left="4320" w:hanging="180"/>
       </w:pPr>
     </w:lvl>
-    <w:lvl w:ilvl="6" w:tplc="4009000F" w:tentative="1">
+    <w:lvl w:ilvl="6" w:tplc="4009000F">
       <w:start w:val="1"/>
       <w:numFmt w:val="decimal"/>
       <w:lvlText w:val="%7."/>
@@ -5540,7 +7794,7 @@
       </w:pPr>
     </w:lvl>
   </w:abstractNum>
-  <w:abstractNum w:abstractNumId="2" w15:restartNumberingAfterBreak="0">
+  <w:abstractNum w:abstractNumId="4" w15:restartNumberingAfterBreak="0">
     <w:nsid w:val="59A670AF"/>
     <w:multiLevelType w:val="hybridMultilevel"/>
     <w:tmpl w:val="05A6FE24"/>
@@ -5629,7 +7883,7 @@
       </w:pPr>
     </w:lvl>
   </w:abstractNum>
-  <w:abstractNum w:abstractNumId="3" w15:restartNumberingAfterBreak="0">
+  <w:abstractNum w:abstractNumId="5" w15:restartNumberingAfterBreak="0">
     <w:nsid w:val="60A446BC"/>
     <w:multiLevelType w:val="hybridMultilevel"/>
     <w:tmpl w:val="9F3C4090"/>
@@ -5715,7 +7969,7 @@
       </w:pPr>
     </w:lvl>
   </w:abstractNum>
-  <w:abstractNum w:abstractNumId="4" w15:restartNumberingAfterBreak="0">
+  <w:abstractNum w:abstractNumId="6" w15:restartNumberingAfterBreak="0">
     <w:nsid w:val="69C213F5"/>
     <w:multiLevelType w:val="hybridMultilevel"/>
     <w:tmpl w:val="9AFE86BE"/>
@@ -5829,19 +8083,25 @@
     </w:lvl>
   </w:abstractNum>
   <w:num w:numId="1" w16cid:durableId="1560436925">
+    <w:abstractNumId w:val="3"/>
+  </w:num>
+  <w:num w:numId="2" w16cid:durableId="1142694999">
+    <w:abstractNumId w:val="6"/>
+  </w:num>
+  <w:num w:numId="3" w16cid:durableId="181627900">
+    <w:abstractNumId w:val="5"/>
+  </w:num>
+  <w:num w:numId="4" w16cid:durableId="166754098">
     <w:abstractNumId w:val="1"/>
   </w:num>
-  <w:num w:numId="2" w16cid:durableId="1142694999">
+  <w:num w:numId="5" w16cid:durableId="1395003296">
     <w:abstractNumId w:val="4"/>
   </w:num>
-  <w:num w:numId="3" w16cid:durableId="181627900">
-    <w:abstractNumId w:val="3"/>
+  <w:num w:numId="6" w16cid:durableId="1738282218">
+    <w:abstractNumId w:val="2"/>
   </w:num>
-  <w:num w:numId="4" w16cid:durableId="166754098">
+  <w:num w:numId="7" w16cid:durableId="505051463">
     <w:abstractNumId w:val="0"/>
-  </w:num>
-  <w:num w:numId="5" w16cid:durableId="1395003296">
-    <w:abstractNumId w:val="2"/>
   </w:num>
 </w:numbering>
 </file>
